--- a/Printed Exam Notes/Ch 25 Index.docx
+++ b/Printed Exam Notes/Ch 25 Index.docx
@@ -48,7 +48,7 @@
         <w:fldChar w:fldCharType="begin"/>
       </w:r>
       <w:r>
-        <w:instrText xml:space="preserve"> PAGEREF lkLkClues \h </w:instrText>
+        <w:instrText xml:space="preserve"> PAGEREF lk25LkClues \h </w:instrText>
       </w:r>
       <w:r>
         <w:fldChar w:fldCharType="separate"/>
@@ -76,7 +76,7 @@
         <w:fldChar w:fldCharType="begin"/>
       </w:r>
       <w:r>
-        <w:instrText xml:space="preserve"> PAGEREF lkLkGloss \h </w:instrText>
+        <w:instrText xml:space="preserve"> PAGEREF lk25LkGloss \h </w:instrText>
       </w:r>
       <w:r>
         <w:fldChar w:fldCharType="separate"/>
@@ -104,7 +104,7 @@
         <w:fldChar w:fldCharType="begin"/>
       </w:r>
       <w:r>
-        <w:instrText xml:space="preserve"> PAGEREF lkLkIndex \h </w:instrText>
+        <w:instrText xml:space="preserve"> PAGEREF lk25LkIndex \h </w:instrText>
       </w:r>
       <w:r>
         <w:fldChar w:fldCharType="separate"/>
@@ -120,7 +120,7 @@
       <w:pPr>
         <w:pStyle w:val="Lookupheading"/>
       </w:pPr>
-      <w:bookmarkStart w:id="1" w:name="lkLkClues"/>
+      <w:bookmarkStart w:id="1" w:name="lk25LkClues"/>
       <w:r>
         <w:rPr>
           <w:rStyle w:val="Slidecode"/>
@@ -1110,7 +1110,7 @@
       <w:pPr>
         <w:pStyle w:val="Lookupheading"/>
       </w:pPr>
-      <w:bookmarkStart w:id="2" w:name="lkLkGloss"/>
+      <w:bookmarkStart w:id="2" w:name="lk25LkGloss"/>
       <w:r>
         <w:rPr>
           <w:rStyle w:val="Slidecode"/>
@@ -1348,7 +1348,7 @@
       <w:pPr>
         <w:pStyle w:val="Lookupheading"/>
       </w:pPr>
-      <w:bookmarkStart w:id="3" w:name="lkLkIndex"/>
+      <w:bookmarkStart w:id="3" w:name="lk25LkIndex"/>
       <w:r>
         <w:rPr>
           <w:rStyle w:val="Slidecode"/>

--- a/Printed Exam Notes/Ch 25 Index.docx
+++ b/Printed Exam Notes/Ch 25 Index.docx
@@ -1341,7 +1341,7 @@
       </w:r>
       <w:r>
         <w:rPr/>
-        <w:t>: larger plants gradually replacing small ones as soil builds up (textbook) 25.1.14</w:t>
+        <w:t>: gradual change in which species make up a community; here, larger plants gradually replace the small plants that started the soil (textbook) 25.1.14</w:t>
       </w:r>
     </w:p>
     <w:p>
@@ -1624,7 +1624,7 @@
       </w:r>
       <w:r>
         <w:rPr/>
-        <w:t xml:space="preserve"> 25.1.6, 25.1.8</w:t>
+        <w:t xml:space="preserve"> 25.1.6, 25.1.8, 25.1.4</w:t>
       </w:r>
     </w:p>
     <w:p>
@@ -2179,7 +2179,7 @@
       </w:r>
       <w:r>
         <w:rPr/>
-        <w:t xml:space="preserve"> 25.3.31, 25.3.33, 25.3.28, 25.3.32, 25.3.34</w:t>
+        <w:t xml:space="preserve"> 25.3.31, 25.3.33, 25.2.19, 25.3.28, 25.3.32, 25.3.34</w:t>
       </w:r>
     </w:p>
     <w:p>
@@ -2260,79 +2260,79 @@
     </w:pPr>
     <w:r>
       <w:rPr>
-        <w:sz w:val="18"/>
+        <w:sz w:val="17"/>
       </w:rPr>
     </w:r>
     <w:r>
       <w:rPr>
-        <w:sz w:val="16"/>
+        <w:sz w:val="15"/>
       </w:rPr>
       <w:t>BIO II printed notes: Ch 25 (index)</w:t>
       <w:tab/>
     </w:r>
     <w:r>
       <w:rPr>
-        <w:sz w:val="18"/>
+        <w:sz w:val="17"/>
       </w:rPr>
       <w:fldChar w:fldCharType="begin"/>
     </w:r>
     <w:r>
       <w:rPr>
-        <w:sz w:val="18"/>
+        <w:sz w:val="17"/>
       </w:rPr>
       <w:instrText xml:space="preserve"> STYLEREF "Slide code" </w:instrText>
     </w:r>
     <w:r>
       <w:rPr>
-        <w:sz w:val="18"/>
+        <w:sz w:val="17"/>
       </w:rPr>
       <w:fldChar w:fldCharType="separate"/>
     </w:r>
     <w:r>
       <w:rPr>
-        <w:sz w:val="18"/>
+        <w:sz w:val="17"/>
       </w:rPr>
       <w:t/>
     </w:r>
     <w:r>
       <w:rPr>
-        <w:sz w:val="18"/>
+        <w:sz w:val="17"/>
       </w:rPr>
       <w:fldChar w:fldCharType="end"/>
     </w:r>
     <w:r>
       <w:rPr>
-        <w:sz w:val="18"/>
+        <w:sz w:val="17"/>
       </w:rPr>
       <w:t xml:space="preserve"> – </w:t>
     </w:r>
     <w:r>
       <w:rPr>
-        <w:sz w:val="18"/>
+        <w:sz w:val="17"/>
       </w:rPr>
       <w:fldChar w:fldCharType="begin"/>
     </w:r>
     <w:r>
       <w:rPr>
-        <w:sz w:val="18"/>
+        <w:sz w:val="17"/>
       </w:rPr>
       <w:instrText xml:space="preserve"> STYLEREF "Slide code" \l </w:instrText>
     </w:r>
     <w:r>
       <w:rPr>
-        <w:sz w:val="18"/>
+        <w:sz w:val="17"/>
       </w:rPr>
       <w:fldChar w:fldCharType="separate"/>
     </w:r>
     <w:r>
       <w:rPr>
-        <w:sz w:val="18"/>
+        <w:sz w:val="17"/>
       </w:rPr>
       <w:t/>
     </w:r>
     <w:r>
       <w:rPr>
-        <w:sz w:val="18"/>
+        <w:sz w:val="17"/>
       </w:rPr>
       <w:fldChar w:fldCharType="end"/>
     </w:r>
@@ -2520,7 +2520,7 @@
       <w:lvlText w:val="•"/>
       <w:lvlJc w:val="left"/>
       <w:pPr>
-        <w:ind w:left="183" w:hanging="183"/>
+        <w:ind w:left="172" w:hanging="172"/>
       </w:pPr>
       <w:rPr>
         <w:rFonts w:ascii="Arial Narrow" w:hAnsi="Arial Narrow" w:cs="Arial Narrow"/>
@@ -2532,7 +2532,7 @@
       <w:lvlText w:val="–"/>
       <w:lvlJc w:val="left"/>
       <w:pPr>
-        <w:ind w:left="379" w:hanging="183"/>
+        <w:ind w:left="356" w:hanging="172"/>
       </w:pPr>
       <w:rPr>
         <w:rFonts w:ascii="Arial Narrow" w:hAnsi="Arial Narrow" w:cs="Arial Narrow"/>
@@ -2544,7 +2544,7 @@
       <w:lvlText w:val="–"/>
       <w:lvlJc w:val="left"/>
       <w:pPr>
-        <w:ind w:left="575" w:hanging="183"/>
+        <w:ind w:left="540" w:hanging="172"/>
       </w:pPr>
       <w:rPr>
         <w:rFonts w:ascii="Arial Narrow" w:hAnsi="Arial Narrow" w:cs="Arial Narrow"/>
@@ -2556,7 +2556,7 @@
       <w:lvlText w:val="–"/>
       <w:lvlJc w:val="left"/>
       <w:pPr>
-        <w:ind w:left="771" w:hanging="183"/>
+        <w:ind w:left="724" w:hanging="172"/>
       </w:pPr>
       <w:rPr>
         <w:rFonts w:ascii="Arial Narrow" w:hAnsi="Arial Narrow" w:cs="Arial Narrow"/>
@@ -2568,7 +2568,7 @@
       <w:lvlText w:val="–"/>
       <w:lvlJc w:val="left"/>
       <w:pPr>
-        <w:ind w:left="967" w:hanging="183"/>
+        <w:ind w:left="908" w:hanging="172"/>
       </w:pPr>
       <w:rPr>
         <w:rFonts w:ascii="Arial Narrow" w:hAnsi="Arial Narrow" w:cs="Arial Narrow"/>
@@ -2580,7 +2580,7 @@
       <w:lvlText w:val="–"/>
       <w:lvlJc w:val="left"/>
       <w:pPr>
-        <w:ind w:left="1163" w:hanging="183"/>
+        <w:ind w:left="1092" w:hanging="172"/>
       </w:pPr>
       <w:rPr>
         <w:rFonts w:ascii="Arial Narrow" w:hAnsi="Arial Narrow" w:cs="Arial Narrow"/>
@@ -2592,7 +2592,7 @@
       <w:lvlText w:val="–"/>
       <w:lvlJc w:val="left"/>
       <w:pPr>
-        <w:ind w:left="1359" w:hanging="183"/>
+        <w:ind w:left="1276" w:hanging="172"/>
       </w:pPr>
       <w:rPr>
         <w:rFonts w:ascii="Arial Narrow" w:hAnsi="Arial Narrow" w:cs="Arial Narrow"/>
@@ -2604,7 +2604,7 @@
       <w:lvlText w:val="–"/>
       <w:lvlJc w:val="left"/>
       <w:pPr>
-        <w:ind w:left="1555" w:hanging="183"/>
+        <w:ind w:left="1460" w:hanging="172"/>
       </w:pPr>
       <w:rPr>
         <w:rFonts w:ascii="Arial Narrow" w:hAnsi="Arial Narrow" w:cs="Arial Narrow"/>
@@ -2616,7 +2616,7 @@
       <w:lvlText w:val="–"/>
       <w:lvlJc w:val="left"/>
       <w:pPr>
-        <w:ind w:left="1751" w:hanging="183"/>
+        <w:ind w:left="1644" w:hanging="172"/>
       </w:pPr>
       <w:rPr>
         <w:rFonts w:ascii="Arial Narrow" w:hAnsi="Arial Narrow" w:cs="Arial Narrow"/>
@@ -2821,7 +2821,7 @@
     </w:pPr>
     <w:rPr>
       <w:rFonts w:ascii="Arial Narrow" w:hAnsi="Arial Narrow" w:eastAsia="Arial Narrow"/>
-      <w:sz w:val="24"/>
+      <w:sz w:val="23"/>
     </w:rPr>
   </w:style>
   <w:style w:type="paragraph" w:styleId="Header">
@@ -14509,11 +14509,11 @@
     <w:name w:val="Notes title"/>
     <w:basedOn w:val="Normal"/>
     <w:pPr>
-      <w:spacing w:before="0" w:after="49"/>
+      <w:spacing w:before="0" w:after="46"/>
     </w:pPr>
     <w:rPr>
       <w:b/>
-      <w:sz w:val="30"/>
+      <w:sz w:val="29"/>
     </w:rPr>
   </w:style>
   <w:style w:type="paragraph" w:customStyle="1" w:styleId="Howto">
@@ -14541,7 +14541,7 @@
         <w:right w:val="single" w:sz="4" w:space="2" w:color="auto"/>
       </w:pBdr>
       <w:spacing w:before="0" w:after="0"/>
-      <w:ind w:left="245" w:hanging="245"/>
+      <w:ind w:left="230" w:hanging="230"/>
     </w:pPr>
     <w:rPr/>
   </w:style>
@@ -14550,7 +14550,7 @@
     <w:basedOn w:val="Normal"/>
     <w:pPr>
       <w:keepNext/>
-      <w:spacing w:before="86" w:after="0"/>
+      <w:spacing w:before="80" w:after="0"/>
     </w:pPr>
     <w:rPr>
       <w:b/>
@@ -14561,7 +14561,7 @@
     <w:basedOn w:val="Normal"/>
     <w:pPr>
       <w:spacing w:before="0" w:after="0"/>
-      <w:ind w:left="183" w:hanging="183"/>
+      <w:ind w:left="172" w:hanging="172"/>
     </w:pPr>
     <w:rPr/>
   </w:style>
@@ -14570,11 +14570,11 @@
     <w:basedOn w:val="Normal"/>
     <w:pPr>
       <w:keepNext/>
-      <w:spacing w:before="122" w:after="61"/>
+      <w:spacing w:before="115" w:after="57"/>
     </w:pPr>
     <w:rPr>
       <w:b/>
-      <w:sz w:val="33"/>
+      <w:sz w:val="32"/>
     </w:rPr>
   </w:style>
   <w:style w:type="paragraph" w:customStyle="1" w:styleId="Sectionheading">
@@ -14582,138 +14582,138 @@
     <w:basedOn w:val="Normal"/>
     <w:pPr>
       <w:keepNext/>
-      <w:spacing w:before="110" w:after="24"/>
-    </w:pPr>
-    <w:rPr>
-      <w:b/>
-      <w:sz w:val="28"/>
-    </w:rPr>
-  </w:style>
-  <w:style w:type="paragraph" w:customStyle="1" w:styleId="Pointer">
-    <w:name w:val="Pointer"/>
-    <w:basedOn w:val="Normal"/>
-    <w:pPr>
-      <w:spacing w:before="0" w:after="24"/>
-    </w:pPr>
-    <w:rPr>
-      <w:i/>
-    </w:rPr>
-  </w:style>
-  <w:style w:type="paragraph" w:customStyle="1" w:styleId="Slideheading">
-    <w:name w:val="Slide heading"/>
-    <w:basedOn w:val="Normal"/>
-    <w:pPr>
-      <w:keepNext/>
-      <w:spacing w:before="73" w:after="0"/>
-    </w:pPr>
-    <w:rPr/>
-  </w:style>
-  <w:style w:type="paragraph" w:customStyle="1" w:styleId="Bullet">
-    <w:name w:val="Bullet"/>
-    <w:basedOn w:val="Normal"/>
-    <w:pPr>
-      <w:spacing w:before="0" w:after="0"/>
-    </w:pPr>
-    <w:rPr/>
-  </w:style>
-  <w:style w:type="paragraph" w:customStyle="1" w:styleId="Figure">
-    <w:name w:val="Figure"/>
-    <w:basedOn w:val="Normal"/>
-    <w:pPr>
-      <w:spacing w:before="0" w:after="0"/>
-      <w:ind w:left="183" w:hanging="183"/>
-    </w:pPr>
-    <w:rPr/>
-  </w:style>
-  <w:style w:type="paragraph" w:customStyle="1" w:styleId="Correction">
-    <w:name w:val="Correction"/>
-    <w:basedOn w:val="Normal"/>
-    <w:pPr>
-      <w:spacing w:before="0" w:after="0"/>
-      <w:ind w:left="183" w:hanging="183"/>
-    </w:pPr>
-    <w:rPr/>
-  </w:style>
-  <w:style w:type="paragraph" w:customStyle="1" w:styleId="Tabletext">
-    <w:name w:val="Table text"/>
-    <w:basedOn w:val="Normal"/>
-    <w:pPr>
-      <w:spacing w:before="0" w:after="29"/>
-    </w:pPr>
-    <w:rPr/>
-  </w:style>
-  <w:style w:type="paragraph" w:customStyle="1" w:styleId="Lookupheading">
-    <w:name w:val="Lookup heading"/>
-    <w:basedOn w:val="Normal"/>
-    <w:pPr>
-      <w:keepNext/>
-      <w:spacing w:before="98" w:after="49"/>
-    </w:pPr>
-    <w:rPr>
-      <w:b/>
-      <w:sz w:val="33"/>
-    </w:rPr>
-  </w:style>
-  <w:style w:type="paragraph" w:customStyle="1" w:styleId="Tabletitle">
-    <w:name w:val="Table title"/>
-    <w:basedOn w:val="Normal"/>
-    <w:pPr>
-      <w:keepNext/>
-      <w:spacing w:before="110" w:after="0"/>
-    </w:pPr>
-    <w:rPr/>
-  </w:style>
-  <w:style w:type="paragraph" w:customStyle="1" w:styleId="Groupheading">
-    <w:name w:val="Group heading"/>
-    <w:basedOn w:val="Normal"/>
-    <w:pPr>
-      <w:keepNext/>
-      <w:spacing w:before="98" w:after="24"/>
-    </w:pPr>
-    <w:rPr>
-      <w:b/>
-      <w:sz w:val="25"/>
-    </w:rPr>
-  </w:style>
-  <w:style w:type="paragraph" w:customStyle="1" w:styleId="Entry">
-    <w:name w:val="Entry"/>
-    <w:basedOn w:val="Normal"/>
-    <w:pPr>
-      <w:spacing w:before="0" w:after="0"/>
-      <w:ind w:left="183" w:hanging="183"/>
-    </w:pPr>
-    <w:rPr/>
-  </w:style>
-  <w:style w:type="paragraph" w:customStyle="1" w:styleId="Guideheading">
-    <w:name w:val="Guide heading"/>
-    <w:basedOn w:val="Normal"/>
-    <w:pPr>
-      <w:keepNext/>
-      <w:spacing w:before="49" w:after="37"/>
-    </w:pPr>
-    <w:rPr>
-      <w:b/>
-      <w:sz w:val="30"/>
-    </w:rPr>
-  </w:style>
-  <w:style w:type="paragraph" w:customStyle="1" w:styleId="Guidepart">
-    <w:name w:val="Guide part"/>
-    <w:basedOn w:val="Normal"/>
-    <w:pPr>
-      <w:keepNext/>
-      <w:spacing w:before="98" w:after="24"/>
+      <w:spacing w:before="103" w:after="23"/>
     </w:pPr>
     <w:rPr>
       <w:b/>
       <w:sz w:val="27"/>
     </w:rPr>
   </w:style>
+  <w:style w:type="paragraph" w:customStyle="1" w:styleId="Pointer">
+    <w:name w:val="Pointer"/>
+    <w:basedOn w:val="Normal"/>
+    <w:pPr>
+      <w:spacing w:before="0" w:after="23"/>
+    </w:pPr>
+    <w:rPr>
+      <w:i/>
+    </w:rPr>
+  </w:style>
+  <w:style w:type="paragraph" w:customStyle="1" w:styleId="Slideheading">
+    <w:name w:val="Slide heading"/>
+    <w:basedOn w:val="Normal"/>
+    <w:pPr>
+      <w:keepNext/>
+      <w:spacing w:before="69" w:after="0"/>
+    </w:pPr>
+    <w:rPr/>
+  </w:style>
+  <w:style w:type="paragraph" w:customStyle="1" w:styleId="Bullet">
+    <w:name w:val="Bullet"/>
+    <w:basedOn w:val="Normal"/>
+    <w:pPr>
+      <w:spacing w:before="0" w:after="0"/>
+    </w:pPr>
+    <w:rPr/>
+  </w:style>
+  <w:style w:type="paragraph" w:customStyle="1" w:styleId="Figure">
+    <w:name w:val="Figure"/>
+    <w:basedOn w:val="Normal"/>
+    <w:pPr>
+      <w:spacing w:before="0" w:after="0"/>
+      <w:ind w:left="172" w:hanging="172"/>
+    </w:pPr>
+    <w:rPr/>
+  </w:style>
+  <w:style w:type="paragraph" w:customStyle="1" w:styleId="Correction">
+    <w:name w:val="Correction"/>
+    <w:basedOn w:val="Normal"/>
+    <w:pPr>
+      <w:spacing w:before="0" w:after="0"/>
+      <w:ind w:left="172" w:hanging="172"/>
+    </w:pPr>
+    <w:rPr/>
+  </w:style>
+  <w:style w:type="paragraph" w:customStyle="1" w:styleId="Tabletext">
+    <w:name w:val="Table text"/>
+    <w:basedOn w:val="Normal"/>
+    <w:pPr>
+      <w:spacing w:before="0" w:after="28"/>
+    </w:pPr>
+    <w:rPr/>
+  </w:style>
+  <w:style w:type="paragraph" w:customStyle="1" w:styleId="Lookupheading">
+    <w:name w:val="Lookup heading"/>
+    <w:basedOn w:val="Normal"/>
+    <w:pPr>
+      <w:keepNext/>
+      <w:spacing w:before="92" w:after="46"/>
+    </w:pPr>
+    <w:rPr>
+      <w:b/>
+      <w:sz w:val="32"/>
+    </w:rPr>
+  </w:style>
+  <w:style w:type="paragraph" w:customStyle="1" w:styleId="Tabletitle">
+    <w:name w:val="Table title"/>
+    <w:basedOn w:val="Normal"/>
+    <w:pPr>
+      <w:keepNext/>
+      <w:spacing w:before="103" w:after="0"/>
+    </w:pPr>
+    <w:rPr/>
+  </w:style>
+  <w:style w:type="paragraph" w:customStyle="1" w:styleId="Groupheading">
+    <w:name w:val="Group heading"/>
+    <w:basedOn w:val="Normal"/>
+    <w:pPr>
+      <w:keepNext/>
+      <w:spacing w:before="92" w:after="23"/>
+    </w:pPr>
+    <w:rPr>
+      <w:b/>
+      <w:sz w:val="24"/>
+    </w:rPr>
+  </w:style>
+  <w:style w:type="paragraph" w:customStyle="1" w:styleId="Entry">
+    <w:name w:val="Entry"/>
+    <w:basedOn w:val="Normal"/>
+    <w:pPr>
+      <w:spacing w:before="0" w:after="0"/>
+      <w:ind w:left="172" w:hanging="172"/>
+    </w:pPr>
+    <w:rPr/>
+  </w:style>
+  <w:style w:type="paragraph" w:customStyle="1" w:styleId="Guideheading">
+    <w:name w:val="Guide heading"/>
+    <w:basedOn w:val="Normal"/>
+    <w:pPr>
+      <w:keepNext/>
+      <w:spacing w:before="46" w:after="34"/>
+    </w:pPr>
+    <w:rPr>
+      <w:b/>
+      <w:sz w:val="29"/>
+    </w:rPr>
+  </w:style>
+  <w:style w:type="paragraph" w:customStyle="1" w:styleId="Guidepart">
+    <w:name w:val="Guide part"/>
+    <w:basedOn w:val="Normal"/>
+    <w:pPr>
+      <w:keepNext/>
+      <w:spacing w:before="92" w:after="23"/>
+    </w:pPr>
+    <w:rPr>
+      <w:b/>
+      <w:sz w:val="26"/>
+    </w:rPr>
+  </w:style>
   <w:style w:type="paragraph" w:customStyle="1" w:styleId="Guidesubheading">
     <w:name w:val="Guide subheading"/>
     <w:basedOn w:val="Normal"/>
     <w:pPr>
       <w:keepNext/>
-      <w:spacing w:before="61" w:after="0"/>
+      <w:spacing w:before="57" w:after="0"/>
     </w:pPr>
     <w:rPr>
       <w:b/>
@@ -14723,7 +14723,7 @@
     <w:name w:val="Guide text"/>
     <w:basedOn w:val="Normal"/>
     <w:pPr>
-      <w:spacing w:before="0" w:after="61"/>
+      <w:spacing w:before="0" w:after="57"/>
     </w:pPr>
     <w:rPr/>
   </w:style>

--- a/Printed Exam Notes/Ch 25 Index.docx
+++ b/Printed Exam Notes/Ch 25 Index.docx
@@ -8,7 +8,7 @@
       </w:pPr>
       <w:r>
         <w:rPr/>
-        <w:t>BIO II printed notes: Ch 25 (index)</w:t>
+        <w:t>Ch. 25: Flowering Plants: Nutrition and Transport (index)</w:t>
       </w:r>
     </w:p>
     <w:p>
@@ -29,7 +29,16 @@
       </w:pPr>
       <w:r>
         <w:rPr/>
-        <w:t>Contents</w:t>
+        <w:t>Contents (pages in the main notes)</w:t>
+      </w:r>
+    </w:p>
+    <w:p>
+      <w:pPr>
+        <w:pStyle w:val="Mapsection"/>
+      </w:pPr>
+      <w:r>
+        <w:rPr/>
+        <w:t>25.1 Plant Nutrition and Soil</w:t>
       </w:r>
     </w:p>
     <w:p>
@@ -41,23 +50,11 @@
       </w:pPr>
       <w:r>
         <w:rPr/>
-        <w:t>Clue index: description → answer</w:t>
+        <w:t>25.1.3 Plant Nutrition and Soil</w:t>
         <w:tab/>
       </w:r>
       <w:r>
-        <w:fldChar w:fldCharType="begin"/>
-      </w:r>
-      <w:r>
-        <w:instrText xml:space="preserve"> PAGEREF lk25LkClues \h </w:instrText>
-      </w:r>
-      <w:r>
-        <w:fldChar w:fldCharType="separate"/>
-      </w:r>
-      <w:r>
         <w:t>1</w:t>
-      </w:r>
-      <w:r>
-        <w:fldChar w:fldCharType="end"/>
       </w:r>
     </w:p>
     <w:p>
@@ -69,23 +66,11 @@
       </w:pPr>
       <w:r>
         <w:rPr/>
-        <w:t>Glossary: terms no slide explains</w:t>
+        <w:t>25.1.4 Essential Inorganic Nutrients</w:t>
         <w:tab/>
       </w:r>
       <w:r>
-        <w:fldChar w:fldCharType="begin"/>
-      </w:r>
-      <w:r>
-        <w:instrText xml:space="preserve"> PAGEREF lk25LkGloss \h </w:instrText>
-      </w:r>
-      <w:r>
-        <w:fldChar w:fldCharType="separate"/>
-      </w:r>
-      <w:r>
         <w:t>1</w:t>
-      </w:r>
-      <w:r>
-        <w:fldChar w:fldCharType="end"/>
       </w:r>
     </w:p>
     <w:p>
@@ -97,6 +82,834 @@
       </w:pPr>
       <w:r>
         <w:rPr/>
+        <w:t>25.1.5 Overview of Plant Nutrition</w:t>
+        <w:tab/>
+      </w:r>
+      <w:r>
+        <w:t>1</w:t>
+      </w:r>
+    </w:p>
+    <w:p>
+      <w:pPr>
+        <w:pStyle w:val="Mapentry"/>
+        <w:tabs>
+          <w:tab w:pos="5400" w:val="right"/>
+        </w:tabs>
+      </w:pPr>
+      <w:r>
+        <w:rPr/>
+        <w:t>25.1.6 Determination of Essential Nutrients</w:t>
+        <w:tab/>
+      </w:r>
+      <w:r>
+        <w:t>1</w:t>
+      </w:r>
+    </w:p>
+    <w:p>
+      <w:pPr>
+        <w:pStyle w:val="Mapentry"/>
+        <w:tabs>
+          <w:tab w:pos="5400" w:val="right"/>
+        </w:tabs>
+      </w:pPr>
+      <w:r>
+        <w:rPr/>
+        <w:t>25.1.7 Hydroponics</w:t>
+        <w:tab/>
+      </w:r>
+      <w:r>
+        <w:t>1</w:t>
+      </w:r>
+    </w:p>
+    <w:p>
+      <w:pPr>
+        <w:pStyle w:val="Mapentry"/>
+        <w:tabs>
+          <w:tab w:pos="5400" w:val="right"/>
+        </w:tabs>
+      </w:pPr>
+      <w:r>
+        <w:rPr/>
+        <w:t>25.1.8 Nutrient Deficiencies and Fertilizer</w:t>
+        <w:tab/>
+      </w:r>
+      <w:r>
+        <w:t>1</w:t>
+      </w:r>
+    </w:p>
+    <w:p>
+      <w:pPr>
+        <w:pStyle w:val="Mapentry"/>
+        <w:tabs>
+          <w:tab w:pos="5400" w:val="right"/>
+        </w:tabs>
+      </w:pPr>
+      <w:r>
+        <w:rPr/>
+        <w:t>25.1.9 Soil</w:t>
+        <w:tab/>
+      </w:r>
+      <w:r>
+        <w:t>1</w:t>
+      </w:r>
+    </w:p>
+    <w:p>
+      <w:pPr>
+        <w:pStyle w:val="Mapentry"/>
+        <w:tabs>
+          <w:tab w:pos="5400" w:val="right"/>
+        </w:tabs>
+      </w:pPr>
+      <w:r>
+        <w:rPr/>
+        <w:t>25.1.10 Soil Particles</w:t>
+        <w:tab/>
+      </w:r>
+      <w:r>
+        <w:t>1</w:t>
+      </w:r>
+    </w:p>
+    <w:p>
+      <w:pPr>
+        <w:pStyle w:val="Mapentry"/>
+        <w:tabs>
+          <w:tab w:pos="5400" w:val="right"/>
+        </w:tabs>
+      </w:pPr>
+      <w:r>
+        <w:rPr/>
+        <w:t>25.1.11 Humus</w:t>
+        <w:tab/>
+      </w:r>
+      <w:r>
+        <w:t>1</w:t>
+      </w:r>
+    </w:p>
+    <w:p>
+      <w:pPr>
+        <w:pStyle w:val="Mapentry"/>
+        <w:tabs>
+          <w:tab w:pos="5400" w:val="right"/>
+        </w:tabs>
+      </w:pPr>
+      <w:r>
+        <w:rPr/>
+        <w:t>25.1.12 Healthy Soil</w:t>
+        <w:tab/>
+      </w:r>
+      <w:r>
+        <w:t>1</w:t>
+      </w:r>
+    </w:p>
+    <w:p>
+      <w:pPr>
+        <w:pStyle w:val="Mapentry"/>
+        <w:tabs>
+          <w:tab w:pos="5400" w:val="right"/>
+        </w:tabs>
+      </w:pPr>
+      <w:r>
+        <w:rPr/>
+        <w:t>25.1.13 Components of Healthy Soil</w:t>
+        <w:tab/>
+      </w:r>
+      <w:r>
+        <w:t>2</w:t>
+      </w:r>
+    </w:p>
+    <w:p>
+      <w:pPr>
+        <w:pStyle w:val="Mapentry"/>
+        <w:tabs>
+          <w:tab w:pos="5400" w:val="right"/>
+        </w:tabs>
+      </w:pPr>
+      <w:r>
+        <w:rPr/>
+        <w:t>25.1.14 Living Organisms</w:t>
+        <w:tab/>
+      </w:r>
+      <w:r>
+        <w:t>2</w:t>
+      </w:r>
+    </w:p>
+    <w:p>
+      <w:pPr>
+        <w:pStyle w:val="Mapentry"/>
+        <w:tabs>
+          <w:tab w:pos="5400" w:val="right"/>
+        </w:tabs>
+      </w:pPr>
+      <w:r>
+        <w:rPr/>
+        <w:t>25.1.15 Soil Profiles</w:t>
+        <w:tab/>
+      </w:r>
+      <w:r>
+        <w:t>2</w:t>
+      </w:r>
+    </w:p>
+    <w:p>
+      <w:pPr>
+        <w:pStyle w:val="Mapentry"/>
+        <w:tabs>
+          <w:tab w:pos="5400" w:val="right"/>
+        </w:tabs>
+      </w:pPr>
+      <w:r>
+        <w:rPr/>
+        <w:t>25.1.16 Simplified Soil Profile</w:t>
+        <w:tab/>
+      </w:r>
+      <w:r>
+        <w:t>2</w:t>
+      </w:r>
+    </w:p>
+    <w:p>
+      <w:pPr>
+        <w:pStyle w:val="Mapentry"/>
+        <w:tabs>
+          <w:tab w:pos="5400" w:val="right"/>
+        </w:tabs>
+      </w:pPr>
+      <w:r>
+        <w:rPr/>
+        <w:t>25.1.17 Soil Erosion</w:t>
+        <w:tab/>
+      </w:r>
+      <w:r>
+        <w:t>2</w:t>
+      </w:r>
+    </w:p>
+    <w:p>
+      <w:pPr>
+        <w:pStyle w:val="Mapentry"/>
+        <w:tabs>
+          <w:tab w:pos="5400" w:val="right"/>
+        </w:tabs>
+      </w:pPr>
+      <w:r>
+        <w:rPr/>
+        <w:t>25.1.18 Mitigation Strategies for Soil Erosion</w:t>
+        <w:tab/>
+      </w:r>
+      <w:r>
+        <w:t>2</w:t>
+      </w:r>
+    </w:p>
+    <w:p>
+      <w:pPr>
+        <w:pStyle w:val="Mapsection"/>
+      </w:pPr>
+      <w:r>
+        <w:rPr/>
+        <w:t>25.2 Water and Mineral Uptake</w:t>
+      </w:r>
+    </w:p>
+    <w:p>
+      <w:pPr>
+        <w:pStyle w:val="Mapentry"/>
+        <w:tabs>
+          <w:tab w:pos="5400" w:val="right"/>
+        </w:tabs>
+      </w:pPr>
+      <w:r>
+        <w:rPr/>
+        <w:t>25.2.19 Water and Mineral Uptake</w:t>
+        <w:tab/>
+      </w:r>
+      <w:r>
+        <w:t>2</w:t>
+      </w:r>
+    </w:p>
+    <w:p>
+      <w:pPr>
+        <w:pStyle w:val="Mapentry"/>
+        <w:tabs>
+          <w:tab w:pos="5400" w:val="right"/>
+        </w:tabs>
+      </w:pPr>
+      <w:r>
+        <w:rPr/>
+        <w:t>25.2.20 Mineral Uptake</w:t>
+        <w:tab/>
+      </w:r>
+      <w:r>
+        <w:t>2</w:t>
+      </w:r>
+    </w:p>
+    <w:p>
+      <w:pPr>
+        <w:pStyle w:val="Mapentry"/>
+        <w:tabs>
+          <w:tab w:pos="5400" w:val="right"/>
+        </w:tabs>
+      </w:pPr>
+      <w:r>
+        <w:rPr/>
+        <w:t>25.2.21 Proton Pump</w:t>
+        <w:tab/>
+      </w:r>
+      <w:r>
+        <w:t>2</w:t>
+      </w:r>
+    </w:p>
+    <w:p>
+      <w:pPr>
+        <w:pStyle w:val="Mapentry"/>
+        <w:tabs>
+          <w:tab w:pos="5400" w:val="right"/>
+        </w:tabs>
+      </w:pPr>
+      <w:r>
+        <w:rPr/>
+        <w:t>25.2.22–23 Water and Mineral Uptake</w:t>
+        <w:tab/>
+      </w:r>
+      <w:r>
+        <w:t>2</w:t>
+      </w:r>
+    </w:p>
+    <w:p>
+      <w:pPr>
+        <w:pStyle w:val="Mapentry"/>
+        <w:tabs>
+          <w:tab w:pos="5400" w:val="right"/>
+        </w:tabs>
+      </w:pPr>
+      <w:r>
+        <w:rPr/>
+        <w:t>25.2.24 Adaptations of Roots for Mineral Uptake</w:t>
+        <w:tab/>
+      </w:r>
+      <w:r>
+        <w:t>3</w:t>
+      </w:r>
+    </w:p>
+    <w:p>
+      <w:pPr>
+        <w:pStyle w:val="Mapentry"/>
+        <w:tabs>
+          <w:tab w:pos="5400" w:val="right"/>
+        </w:tabs>
+      </w:pPr>
+      <w:r>
+        <w:rPr/>
+        <w:t>25.2.25 Root Nodules</w:t>
+        <w:tab/>
+      </w:r>
+      <w:r>
+        <w:t>3</w:t>
+      </w:r>
+    </w:p>
+    <w:p>
+      <w:pPr>
+        <w:pStyle w:val="Mapentry"/>
+        <w:tabs>
+          <w:tab w:pos="5400" w:val="right"/>
+        </w:tabs>
+      </w:pPr>
+      <w:r>
+        <w:rPr/>
+        <w:t>25.2.26 Mycorrhizae</w:t>
+        <w:tab/>
+      </w:r>
+      <w:r>
+        <w:t>3</w:t>
+      </w:r>
+    </w:p>
+    <w:p>
+      <w:pPr>
+        <w:pStyle w:val="Mapentry"/>
+        <w:tabs>
+          <w:tab w:pos="5400" w:val="right"/>
+        </w:tabs>
+      </w:pPr>
+      <w:r>
+        <w:rPr/>
+        <w:t>25.2.27 Other Ways Plants Acquire Nutrients</w:t>
+        <w:tab/>
+      </w:r>
+      <w:r>
+        <w:t>3</w:t>
+      </w:r>
+    </w:p>
+    <w:p>
+      <w:pPr>
+        <w:pStyle w:val="Mapsection"/>
+      </w:pPr>
+      <w:r>
+        <w:rPr/>
+        <w:t>25.3 Transport Mechanisms in Plants</w:t>
+      </w:r>
+    </w:p>
+    <w:p>
+      <w:pPr>
+        <w:pStyle w:val="Mapentry"/>
+        <w:tabs>
+          <w:tab w:pos="5400" w:val="right"/>
+        </w:tabs>
+      </w:pPr>
+      <w:r>
+        <w:rPr/>
+        <w:t>25.3.28 Transport Mechanisms in Plants</w:t>
+        <w:tab/>
+      </w:r>
+      <w:r>
+        <w:t>3</w:t>
+      </w:r>
+    </w:p>
+    <w:p>
+      <w:pPr>
+        <w:pStyle w:val="Mapentry"/>
+        <w:tabs>
+          <w:tab w:pos="5400" w:val="right"/>
+        </w:tabs>
+      </w:pPr>
+      <w:r>
+        <w:rPr/>
+        <w:t>25.3.29 Reviewing Xylem and Phloem Structure</w:t>
+        <w:tab/>
+      </w:r>
+      <w:r>
+        <w:t>3</w:t>
+      </w:r>
+    </w:p>
+    <w:p>
+      <w:pPr>
+        <w:pStyle w:val="Mapentry"/>
+        <w:tabs>
+          <w:tab w:pos="5400" w:val="right"/>
+        </w:tabs>
+      </w:pPr>
+      <w:r>
+        <w:rPr/>
+        <w:t>25.3.30 Organization of Conducting Cells in Xylem and Phloem</w:t>
+        <w:tab/>
+      </w:r>
+      <w:r>
+        <w:t>3</w:t>
+      </w:r>
+    </w:p>
+    <w:p>
+      <w:pPr>
+        <w:pStyle w:val="Mapentry"/>
+        <w:tabs>
+          <w:tab w:pos="5400" w:val="right"/>
+        </w:tabs>
+      </w:pPr>
+      <w:r>
+        <w:rPr/>
+        <w:t>25.3.31 The Role of Water Potential</w:t>
+        <w:tab/>
+      </w:r>
+      <w:r>
+        <w:t>3</w:t>
+      </w:r>
+    </w:p>
+    <w:p>
+      <w:pPr>
+        <w:pStyle w:val="Mapentry"/>
+        <w:tabs>
+          <w:tab w:pos="5400" w:val="right"/>
+        </w:tabs>
+      </w:pPr>
+      <w:r>
+        <w:rPr/>
+        <w:t>25.3.32 Plant Transport and Water Potential</w:t>
+        <w:tab/>
+      </w:r>
+      <w:r>
+        <w:t>3</w:t>
+      </w:r>
+    </w:p>
+    <w:p>
+      <w:pPr>
+        <w:pStyle w:val="Mapentry"/>
+        <w:tabs>
+          <w:tab w:pos="5400" w:val="right"/>
+        </w:tabs>
+      </w:pPr>
+      <w:r>
+        <w:rPr/>
+        <w:t>25.3.33 The Concept of Water Potential</w:t>
+        <w:tab/>
+      </w:r>
+      <w:r>
+        <w:t>4</w:t>
+      </w:r>
+    </w:p>
+    <w:p>
+      <w:pPr>
+        <w:pStyle w:val="Mapentry"/>
+        <w:tabs>
+          <w:tab w:pos="5400" w:val="right"/>
+        </w:tabs>
+      </w:pPr>
+      <w:r>
+        <w:rPr/>
+        <w:t>25.3.34 Water Potential and Turgor Pressure</w:t>
+        <w:tab/>
+      </w:r>
+      <w:r>
+        <w:t>4</w:t>
+      </w:r>
+    </w:p>
+    <w:p>
+      <w:pPr>
+        <w:pStyle w:val="Mapentry"/>
+        <w:tabs>
+          <w:tab w:pos="5400" w:val="right"/>
+        </w:tabs>
+      </w:pPr>
+      <w:r>
+        <w:rPr/>
+        <w:t>25.3.35 Water Transport</w:t>
+        <w:tab/>
+      </w:r>
+      <w:r>
+        <w:t>4</w:t>
+      </w:r>
+    </w:p>
+    <w:p>
+      <w:pPr>
+        <w:pStyle w:val="Mapentry"/>
+        <w:tabs>
+          <w:tab w:pos="5400" w:val="right"/>
+        </w:tabs>
+      </w:pPr>
+      <w:r>
+        <w:rPr/>
+        <w:t>25.3.36 Root Pressure and Guttation</w:t>
+        <w:tab/>
+      </w:r>
+      <w:r>
+        <w:t>4</w:t>
+      </w:r>
+    </w:p>
+    <w:p>
+      <w:pPr>
+        <w:pStyle w:val="Mapentry"/>
+        <w:tabs>
+          <w:tab w:pos="5400" w:val="right"/>
+        </w:tabs>
+      </w:pPr>
+      <w:r>
+        <w:rPr/>
+        <w:t>25.3.37 Xylem Transport Cohesion-Tension Model</w:t>
+        <w:tab/>
+      </w:r>
+      <w:r>
+        <w:t>4</w:t>
+      </w:r>
+    </w:p>
+    <w:p>
+      <w:pPr>
+        <w:pStyle w:val="Mapentry"/>
+        <w:tabs>
+          <w:tab w:pos="5400" w:val="right"/>
+        </w:tabs>
+      </w:pPr>
+      <w:r>
+        <w:rPr/>
+        <w:t>25.3.38 Cohesion-Tension Model of Xylem Transport</w:t>
+        <w:tab/>
+      </w:r>
+      <w:r>
+        <w:t>4</w:t>
+      </w:r>
+    </w:p>
+    <w:p>
+      <w:pPr>
+        <w:pStyle w:val="Mapentry"/>
+        <w:tabs>
+          <w:tab w:pos="5400" w:val="right"/>
+        </w:tabs>
+      </w:pPr>
+      <w:r>
+        <w:rPr/>
+        <w:t>25.3.39 Tension in Leaves, Stems, and Roots</w:t>
+        <w:tab/>
+      </w:r>
+      <w:r>
+        <w:t>4</w:t>
+      </w:r>
+    </w:p>
+    <w:p>
+      <w:pPr>
+        <w:pStyle w:val="Mapentry"/>
+        <w:tabs>
+          <w:tab w:pos="5400" w:val="right"/>
+        </w:tabs>
+      </w:pPr>
+      <w:r>
+        <w:rPr/>
+        <w:t>25.3.40 Plant-Transpired Mist Rising from a Tropical Forest</w:t>
+        <w:tab/>
+      </w:r>
+      <w:r>
+        <w:t>4</w:t>
+      </w:r>
+    </w:p>
+    <w:p>
+      <w:pPr>
+        <w:pStyle w:val="Mapentry"/>
+        <w:tabs>
+          <w:tab w:pos="5400" w:val="right"/>
+        </w:tabs>
+      </w:pPr>
+      <w:r>
+        <w:rPr/>
+        <w:t>25.3.41 Stomata Opening and Closing</w:t>
+        <w:tab/>
+      </w:r>
+      <w:r>
+        <w:t>4</w:t>
+      </w:r>
+    </w:p>
+    <w:p>
+      <w:pPr>
+        <w:pStyle w:val="Mapentry"/>
+        <w:tabs>
+          <w:tab w:pos="5400" w:val="right"/>
+        </w:tabs>
+      </w:pPr>
+      <w:r>
+        <w:rPr/>
+        <w:t>25.3.42 Opening and Closing of Stomata</w:t>
+        <w:tab/>
+      </w:r>
+      <w:r>
+        <w:t>4</w:t>
+      </w:r>
+    </w:p>
+    <w:p>
+      <w:pPr>
+        <w:pStyle w:val="Mapentry"/>
+        <w:tabs>
+          <w:tab w:pos="5400" w:val="right"/>
+        </w:tabs>
+      </w:pPr>
+      <w:r>
+        <w:rPr/>
+        <w:t>25.3.43 Role of Phloem</w:t>
+        <w:tab/>
+      </w:r>
+      <w:r>
+        <w:t>4</w:t>
+      </w:r>
+    </w:p>
+    <w:p>
+      <w:pPr>
+        <w:pStyle w:val="Mapentry"/>
+        <w:tabs>
+          <w:tab w:pos="5400" w:val="right"/>
+        </w:tabs>
+      </w:pPr>
+      <w:r>
+        <w:rPr/>
+        <w:t>25.3.44 The Movement of Phloem from Source to Sink</w:t>
+        <w:tab/>
+      </w:r>
+      <w:r>
+        <w:t>5</w:t>
+      </w:r>
+    </w:p>
+    <w:p>
+      <w:pPr>
+        <w:pStyle w:val="Mapentry"/>
+        <w:tabs>
+          <w:tab w:pos="5400" w:val="right"/>
+        </w:tabs>
+      </w:pPr>
+      <w:r>
+        <w:rPr/>
+        <w:t>25.3.45 Sucrose Loading Is Dependent on a H+ Ion Gradient</w:t>
+        <w:tab/>
+      </w:r>
+      <w:r>
+        <w:t>5</w:t>
+      </w:r>
+    </w:p>
+    <w:p>
+      <w:pPr>
+        <w:pStyle w:val="Mapentry"/>
+        <w:tabs>
+          <w:tab w:pos="5400" w:val="right"/>
+        </w:tabs>
+      </w:pPr>
+      <w:r>
+        <w:rPr/>
+        <w:t>25.3.46 Phloem Transport and Pressure-Flow Model</w:t>
+        <w:tab/>
+      </w:r>
+      <w:r>
+        <w:t>5</w:t>
+      </w:r>
+    </w:p>
+    <w:p>
+      <w:pPr>
+        <w:pStyle w:val="Mapentry"/>
+        <w:tabs>
+          <w:tab w:pos="5400" w:val="right"/>
+        </w:tabs>
+      </w:pPr>
+      <w:r>
+        <w:rPr/>
+        <w:t>25.3.47 Pressure-Flow Model of Phloem Transport</w:t>
+        <w:tab/>
+      </w:r>
+      <w:r>
+        <w:t>5</w:t>
+      </w:r>
+    </w:p>
+    <w:p>
+      <w:pPr>
+        <w:pStyle w:val="Mapentry"/>
+        <w:tabs>
+          <w:tab w:pos="5400" w:val="right"/>
+        </w:tabs>
+      </w:pPr>
+      <w:r>
+        <w:rPr/>
+        <w:t>25.3.48 Acquiring Phloem Sap</w:t>
+        <w:tab/>
+      </w:r>
+      <w:r>
+        <w:t>5</w:t>
+      </w:r>
+    </w:p>
+    <w:p>
+      <w:pPr>
+        <w:pStyle w:val="Mapsection"/>
+      </w:pPr>
+      <w:r>
+        <w:rPr/>
+        <w:t>Lookup tables</w:t>
+      </w:r>
+    </w:p>
+    <w:p>
+      <w:pPr>
+        <w:pStyle w:val="Mapentry"/>
+        <w:tabs>
+          <w:tab w:pos="5400" w:val="right"/>
+        </w:tabs>
+      </w:pPr>
+      <w:r>
+        <w:rPr/>
+        <w:t>Comparison tables</w:t>
+        <w:tab/>
+      </w:r>
+      <w:r>
+        <w:t>5</w:t>
+      </w:r>
+    </w:p>
+    <w:p>
+      <w:pPr>
+        <w:pStyle w:val="Mapentry"/>
+        <w:tabs>
+          <w:tab w:pos="5400" w:val="right"/>
+        </w:tabs>
+      </w:pPr>
+      <w:r>
+        <w:rPr/>
+        <w:t>Sequences</w:t>
+        <w:tab/>
+      </w:r>
+      <w:r>
+        <w:t>6</w:t>
+      </w:r>
+    </w:p>
+    <w:p>
+      <w:pPr>
+        <w:pStyle w:val="Mapentry"/>
+        <w:tabs>
+          <w:tab w:pos="5400" w:val="right"/>
+        </w:tabs>
+      </w:pPr>
+      <w:r>
+        <w:rPr/>
+        <w:t>Uses</w:t>
+        <w:tab/>
+      </w:r>
+      <w:r>
+        <w:t>7</w:t>
+      </w:r>
+    </w:p>
+    <w:p>
+      <w:pPr>
+        <w:pStyle w:val="Mapsection"/>
+      </w:pPr>
+      <w:r>
+        <w:rPr/>
+        <w:t>In this index</w:t>
+      </w:r>
+    </w:p>
+    <w:p>
+      <w:pPr>
+        <w:pStyle w:val="Mapentry"/>
+        <w:tabs>
+          <w:tab w:pos="5400" w:val="right"/>
+        </w:tabs>
+      </w:pPr>
+      <w:r>
+        <w:rPr/>
+        <w:t>Clue index: description → answer</w:t>
+        <w:tab/>
+      </w:r>
+      <w:r>
+        <w:fldChar w:fldCharType="begin"/>
+      </w:r>
+      <w:r>
+        <w:instrText xml:space="preserve"> PAGEREF lk25LkClues \h </w:instrText>
+      </w:r>
+      <w:r>
+        <w:fldChar w:fldCharType="separate"/>
+      </w:r>
+      <w:r>
+        <w:t>1</w:t>
+      </w:r>
+      <w:r>
+        <w:fldChar w:fldCharType="end"/>
+      </w:r>
+    </w:p>
+    <w:p>
+      <w:pPr>
+        <w:pStyle w:val="Mapentry"/>
+        <w:tabs>
+          <w:tab w:pos="5400" w:val="right"/>
+        </w:tabs>
+      </w:pPr>
+      <w:r>
+        <w:rPr/>
+        <w:t>Glossary: key terms</w:t>
+        <w:tab/>
+      </w:r>
+      <w:r>
+        <w:fldChar w:fldCharType="begin"/>
+      </w:r>
+      <w:r>
+        <w:instrText xml:space="preserve"> PAGEREF lk25LkGloss \h </w:instrText>
+      </w:r>
+      <w:r>
+        <w:fldChar w:fldCharType="separate"/>
+      </w:r>
+      <w:r>
+        <w:t>2</w:t>
+      </w:r>
+      <w:r>
+        <w:fldChar w:fldCharType="end"/>
+      </w:r>
+    </w:p>
+    <w:p>
+      <w:pPr>
+        <w:pStyle w:val="Mapentry"/>
+        <w:tabs>
+          <w:tab w:pos="5400" w:val="right"/>
+        </w:tabs>
+      </w:pPr>
+      <w:r>
+        <w:rPr/>
         <w:t>Term index</w:t>
         <w:tab/>
       </w:r>
@@ -110,7 +923,7 @@
         <w:fldChar w:fldCharType="separate"/>
       </w:r>
       <w:r>
-        <w:t>2</w:t>
+        <w:t>3</w:t>
       </w:r>
       <w:r>
         <w:fldChar w:fldCharType="end"/>
@@ -1115,7 +1928,7 @@
         <w:rPr>
           <w:rStyle w:val="Slidecode"/>
         </w:rPr>
-        <w:t>Glossary: terms no slide explains</w:t>
+        <w:t>Glossary: key terms</w:t>
       </w:r>
       <w:bookmarkEnd w:id="2"/>
     </w:p>
@@ -1127,11 +1940,11 @@
         <w:rPr>
           <w:b/>
         </w:rPr>
-        <w:t>Carrier protein</w:t>
+        <w:t>ABA (abscisic acid)</w:t>
       </w:r>
       <w:r>
         <w:rPr/>
-        <w:t>: a membrane protein that binds a substance and changes shape to move it across (textbook) 25.2.21, 25.2.23</w:t>
+        <w:t>: hormone that can cause stomata to close 25.3.41</w:t>
       </w:r>
     </w:p>
     <w:p>
@@ -1142,11 +1955,86 @@
         <w:rPr>
           <w:b/>
         </w:rPr>
-        <w:t>Channel protein</w:t>
+        <w:t>Aphid stylet</w:t>
       </w:r>
       <w:r>
         <w:rPr/>
-        <w:t>: a membrane protein that forms a channel for a particular ion to cross (textbook) 25.2.21, 25.2.23</w:t>
+        <w:t>: an aphid's needle-like mouthpart; inserted into the stem, it lets phloem sap be collected 25.3.48</w:t>
+      </w:r>
+    </w:p>
+    <w:p>
+      <w:pPr>
+        <w:pStyle w:val="Entry"/>
+      </w:pPr>
+      <w:r>
+        <w:rPr>
+          <w:b/>
+        </w:rPr>
+        <w:t>Carrier / channel protein</w:t>
+      </w:r>
+      <w:r>
+        <w:rPr/>
+        <w:t>: binds a substance and moves it across the membrane / forms a channel for an ion (textbook) 25.2.21</w:t>
+      </w:r>
+    </w:p>
+    <w:p>
+      <w:pPr>
+        <w:pStyle w:val="Entry"/>
+      </w:pPr>
+      <w:r>
+        <w:rPr>
+          <w:b/>
+        </w:rPr>
+        <w:t>Casparian strip</w:t>
+      </w:r>
+      <w:r>
+        <w:rPr/>
+        <w:t>: band in the endodermis that forces water and minerals into the endodermal cells and stops minerals flowing back 25.2.19</w:t>
+      </w:r>
+    </w:p>
+    <w:p>
+      <w:pPr>
+        <w:pStyle w:val="Entry"/>
+      </w:pPr>
+      <w:r>
+        <w:rPr>
+          <w:b/>
+        </w:rPr>
+        <w:t>Cation exchange</w:t>
+      </w:r>
+      <w:r>
+        <w:rPr/>
+        <w:t>: H+ and other positive ions trade places with positive minerals bound to clay and humus, so roots can take them up 25.1.12</w:t>
+      </w:r>
+    </w:p>
+    <w:p>
+      <w:pPr>
+        <w:pStyle w:val="Entry"/>
+      </w:pPr>
+      <w:r>
+        <w:rPr>
+          <w:b/>
+        </w:rPr>
+        <w:t>CEC (cation exchange capacity)</w:t>
+      </w:r>
+      <w:r>
+        <w:rPr/>
+        <w:t>: how many negative sites a soil has to bind cations; lower in sandy soil 25.1.12</w:t>
+      </w:r>
+    </w:p>
+    <w:p>
+      <w:pPr>
+        <w:pStyle w:val="Entry"/>
+      </w:pPr>
+      <w:r>
+        <w:rPr>
+          <w:b/>
+        </w:rPr>
+        <w:t>Chemiosmosis</w:t>
+      </w:r>
+      <w:r>
+        <w:rPr/>
+        <w:t>: a cell using an electrochemical gradient to do work; here, taking up mineral ions 25.2.21</w:t>
       </w:r>
     </w:p>
     <w:p>
@@ -1172,11 +2060,41 @@
         <w:rPr>
           <w:b/>
         </w:rPr>
-        <w:t>Companion crops</w:t>
+        <w:t>Cohesion / adhesion</w:t>
       </w:r>
       <w:r>
         <w:rPr/>
-        <w:t>: crops that hold and nourish the soil (textbook) 25.1.18</w:t>
+        <w:t>: water molecules clinging together / polar water molecules interacting with the vessel walls 25.3.37</w:t>
+      </w:r>
+    </w:p>
+    <w:p>
+      <w:pPr>
+        <w:pStyle w:val="Entry"/>
+      </w:pPr>
+      <w:r>
+        <w:rPr>
+          <w:b/>
+        </w:rPr>
+        <w:t>Cohesion-tension model</w:t>
+      </w:r>
+      <w:r>
+        <w:rPr/>
+        <w:t>: transpiration pulls a continuous water column up the xylem; transport is passive 25.3.37</w:t>
+      </w:r>
+    </w:p>
+    <w:p>
+      <w:pPr>
+        <w:pStyle w:val="Entry"/>
+      </w:pPr>
+      <w:r>
+        <w:rPr>
+          <w:b/>
+        </w:rPr>
+        <w:t>Dodder (parasitic plant)</w:t>
+      </w:r>
+      <w:r>
+        <w:rPr/>
+        <w:t>: wraps around a host plant and pushes root-like haustoria into its xylem and phloem (textbook) 25.2.27</w:t>
       </w:r>
     </w:p>
     <w:p>
@@ -1191,7 +2109,7 @@
       </w:r>
       <w:r>
         <w:rPr/>
-        <w:t>: a difference in charge and concentration across a membrane, here of H+, that can drive ions across (textbook) 25.2.21, 25.2.23</w:t>
+        <w:t>: a difference in charge and concentration (here of H+) across a membrane that can drive ions across (textbook) 25.2.21</w:t>
       </w:r>
     </w:p>
     <w:p>
@@ -1202,11 +2120,101 @@
         <w:rPr>
           <w:b/>
         </w:rPr>
-        <w:t>Haustoria</w:t>
+        <w:t>Erosion</w:t>
       </w:r>
       <w:r>
         <w:rPr/>
-        <w:t>: root-like projections a parasitic plant pushes into its host's xylem and phloem (textbook) 25.2.27</w:t>
+        <w:t>: water or wind carrying soil away to a new location 25.1.17</w:t>
+      </w:r>
+    </w:p>
+    <w:p>
+      <w:pPr>
+        <w:pStyle w:val="Entry"/>
+      </w:pPr>
+      <w:r>
+        <w:rPr>
+          <w:b/>
+        </w:rPr>
+        <w:t>Essential nutrient</w:t>
+      </w:r>
+      <w:r>
+        <w:rPr/>
+        <w:t>: has an identifiable role, can't be replaced by another nutrient, and its deficiency kills the plant 25.1.4</w:t>
+      </w:r>
+    </w:p>
+    <w:p>
+      <w:pPr>
+        <w:pStyle w:val="Entry"/>
+      </w:pPr>
+      <w:r>
+        <w:rPr>
+          <w:b/>
+        </w:rPr>
+        <w:t>Girdling</w:t>
+      </w:r>
+      <w:r>
+        <w:rPr/>
+        <w:t>: removing a ring of bark below the leaves: sugar piles up above the cut, showing phloem carries sugar 25.3.43</w:t>
+      </w:r>
+    </w:p>
+    <w:p>
+      <w:pPr>
+        <w:pStyle w:val="Entry"/>
+      </w:pPr>
+      <w:r>
+        <w:rPr>
+          <w:b/>
+        </w:rPr>
+        <w:t>Guard cells</w:t>
+      </w:r>
+      <w:r>
+        <w:rPr/>
+        <w:t>: border each stoma; K+ moving in draws water in, turgor rises and the stoma opens 25.3.41</w:t>
+      </w:r>
+    </w:p>
+    <w:p>
+      <w:pPr>
+        <w:pStyle w:val="Entry"/>
+      </w:pPr>
+      <w:r>
+        <w:rPr>
+          <w:b/>
+        </w:rPr>
+        <w:t>Guttation</w:t>
+      </w:r>
+      <w:r>
+        <w:rPr/>
+        <w:t>: water forced out of vein endings along leaf edges; root pressure may cause it 25.3.35</w:t>
+      </w:r>
+    </w:p>
+    <w:p>
+      <w:pPr>
+        <w:pStyle w:val="Entry"/>
+      </w:pPr>
+      <w:r>
+        <w:rPr>
+          <w:b/>
+        </w:rPr>
+        <w:t>Humus</w:t>
+      </w:r>
+      <w:r>
+        <w:rPr/>
+        <w:t>: decaying organic material; decreases runoff, prevents leaching, holds positive minerals 25.1.9</w:t>
+      </w:r>
+    </w:p>
+    <w:p>
+      <w:pPr>
+        <w:pStyle w:val="Entry"/>
+      </w:pPr>
+      <w:r>
+        <w:rPr>
+          <w:b/>
+        </w:rPr>
+        <w:t>Hydroponics</w:t>
+      </w:r>
+      <w:r>
+        <w:rPr/>
+        <w:t>: growing plants in a liquid nutrient medium; leaving one nutrient out tests whether it's essential 25.1.6</w:t>
       </w:r>
     </w:p>
     <w:p>
@@ -1221,7 +2229,7 @@
       </w:r>
       <w:r>
         <w:rPr/>
-        <w:t>: minerals being washed out of the soil by water (textbook) 25.1.11–12, 25.1.16</w:t>
+        <w:t>: minerals washed down out of the topsoil by water (textbook) 25.1.11</w:t>
       </w:r>
     </w:p>
     <w:p>
@@ -1232,11 +2240,41 @@
         <w:rPr>
           <w:b/>
         </w:rPr>
-        <w:t>Mass (bulk) flow</w:t>
+        <w:t>Macronutrients / micronutrients</w:t>
+      </w:r>
+      <w:r>
+        <w:rPr/>
+        <w:t>: essential nutrients at higher concentrations in plant tissue (C, H, O, N, P, K, S, Ca, Mg) / at lower ones (Fe, B, Mn, Cu, Zn, Cl, Mo) 25.1.4</w:t>
+      </w:r>
+    </w:p>
+    <w:p>
+      <w:pPr>
+        <w:pStyle w:val="Entry"/>
+      </w:pPr>
+      <w:r>
+        <w:rPr>
+          <w:b/>
+        </w:rPr>
+        <w:t>Mass flow</w:t>
       </w:r>
       <w:r>
         <w:rPr/>
         <w:t>: a liquid moving as a whole, pushed from high to low pressure (textbook) 25.3.47</w:t>
+      </w:r>
+    </w:p>
+    <w:p>
+      <w:pPr>
+        <w:pStyle w:val="Entry"/>
+      </w:pPr>
+      <w:r>
+        <w:rPr>
+          <w:b/>
+        </w:rPr>
+        <w:t>Mineral</w:t>
+      </w:r>
+      <w:r>
+        <w:rPr/>
+        <w:t>: inorganic substance usually containing two or more elements 25.1.3</w:t>
       </w:r>
     </w:p>
     <w:p>
@@ -1251,7 +2289,22 @@
       </w:r>
       <w:r>
         <w:rPr/>
-        <w:t>: a relationship in which both species benefit (textbook) 25.2.24, 25.2.26</w:t>
+        <w:t>: a relationship in which both species benefit (textbook) 25.2.24</w:t>
+      </w:r>
+    </w:p>
+    <w:p>
+      <w:pPr>
+        <w:pStyle w:val="Entry"/>
+      </w:pPr>
+      <w:r>
+        <w:rPr>
+          <w:b/>
+        </w:rPr>
+        <w:t>Mycorrhizae</w:t>
+      </w:r>
+      <w:r>
+        <w:rPr/>
+        <w:t>: fungus–root partnership: the fungus adds surface area for water and mineral uptake; the root gives it sugars and amino acids 25.2.24</w:t>
       </w:r>
     </w:p>
     <w:p>
@@ -1266,7 +2319,7 @@
       </w:r>
       <w:r>
         <w:rPr/>
-        <w:t>: bacteria converting nitrogen gas from the air into compounds plants can use, such as ammonium (textbook) 25.2.24</w:t>
+        <w:t>: bacteria turning nitrogen gas from the air into a form plants can use (textbook) 25.2.24</w:t>
       </w:r>
     </w:p>
     <w:p>
@@ -1277,11 +2330,26 @@
         <w:rPr>
           <w:b/>
         </w:rPr>
-        <w:t>Parent material</w:t>
+        <w:t>NPK</w:t>
       </w:r>
       <w:r>
         <w:rPr/>
-        <w:t>: the original rock a soil forms from (textbook) 25.1.15–16</w:t>
+        <w:t>: percent by weight of nitrogen, phosphorus and potassium in a fertilizer 25.1.6</w:t>
+      </w:r>
+    </w:p>
+    <w:p>
+      <w:pPr>
+        <w:pStyle w:val="Entry"/>
+      </w:pPr>
+      <w:r>
+        <w:rPr>
+          <w:b/>
+        </w:rPr>
+        <w:t>Osmotic potential</w:t>
+      </w:r>
+      <w:r>
+        <w:rPr/>
+        <w:t>: effect of solutes on water potential: the fewer solutes, the higher the water potential 25.3.33</w:t>
       </w:r>
     </w:p>
     <w:p>
@@ -1296,7 +2364,7 @@
       </w:r>
       <w:r>
         <w:rPr/>
-        <w:t>: narrow channels through cell walls connecting the cytoplasm of neighboring plant cells (textbook) 25.2.19, 25.3.28</w:t>
+        <w:t>: channels through cell walls connecting neighboring cells' cytoplasm (textbook) 25.2.19</w:t>
       </w:r>
     </w:p>
     <w:p>
@@ -1307,11 +2375,11 @@
         <w:rPr>
           <w:b/>
         </w:rPr>
-        <w:t>Runoff</w:t>
+        <w:t>Pressure potential / turgor pressure</w:t>
       </w:r>
       <w:r>
         <w:rPr/>
-        <w:t>: rainwater running off the soil surface instead of soaking in (textbook) 25.1.11</w:t>
+        <w:t>: effect of pressure on water potential: the higher the pressure, the higher the water potential / pressure potential that increases due to osmosis 25.3.33</w:t>
       </w:r>
     </w:p>
     <w:p>
@@ -1322,11 +2390,11 @@
         <w:rPr>
           <w:b/>
         </w:rPr>
-        <w:t>Stylet</w:t>
+        <w:t>Pressure-flow model</w:t>
       </w:r>
       <w:r>
         <w:rPr/>
-        <w:t>: an aphid's needle-like mouthpart, which taps a sieve tube (textbook) 25.3.48</w:t>
+        <w:t>: sucrose is actively loaded at the source, water follows by osmosis, and the pressure pushes sap to the sink 25.3.46</w:t>
       </w:r>
     </w:p>
     <w:p>
@@ -1337,11 +2405,221 @@
         <w:rPr>
           <w:b/>
         </w:rPr>
-        <w:t>Succession</w:t>
+        <w:t>Proton pump</w:t>
       </w:r>
       <w:r>
         <w:rPr/>
-        <w:t>: gradual change in which species make up a community; here, larger plants gradually replace the small plants that started the soil (textbook) 25.1.14</w:t>
+        <w:t>: membrane protein that uses ATP to pump H+ out of the cell 25.2.21</w:t>
+      </w:r>
+    </w:p>
+    <w:p>
+      <w:pPr>
+        <w:pStyle w:val="Entry"/>
+      </w:pPr>
+      <w:r>
+        <w:rPr>
+          <w:b/>
+        </w:rPr>
+        <w:t>Rhizobium / root nodules</w:t>
+      </w:r>
+      <w:r>
+        <w:rPr/>
+        <w:t>: nitrogen-fixing bacteria / the root swellings they live in; the plant gives them carbohydrates 25.2.24</w:t>
+      </w:r>
+    </w:p>
+    <w:p>
+      <w:pPr>
+        <w:pStyle w:val="Entry"/>
+      </w:pPr>
+      <w:r>
+        <w:rPr>
+          <w:b/>
+        </w:rPr>
+        <w:t>Root pressure</w:t>
+      </w:r>
+      <w:r>
+        <w:rPr/>
+        <w:t>: positive pressure from water entering the roots; it pushes xylem sap upward 25.3.35</w:t>
+      </w:r>
+    </w:p>
+    <w:p>
+      <w:pPr>
+        <w:pStyle w:val="Entry"/>
+      </w:pPr>
+      <w:r>
+        <w:rPr>
+          <w:b/>
+        </w:rPr>
+        <w:t>Sand / silt / clay / loam</w:t>
+      </w:r>
+      <w:r>
+        <w:rPr/>
+        <w:t>: largest particles, water drains / medium / smallest, small spaces fill with water / mix: sand's aeration + silt's and clay's mineral retention 25.1.10</w:t>
+      </w:r>
+    </w:p>
+    <w:p>
+      <w:pPr>
+        <w:pStyle w:val="Entry"/>
+      </w:pPr>
+      <w:r>
+        <w:rPr>
+          <w:b/>
+        </w:rPr>
+        <w:t>Sieve-tube members / companion cells / sieve plates</w:t>
+      </w:r>
+      <w:r>
+        <w:rPr/>
+        <w:t>: phloem's conducting cells / cells that provide them proteins / their end walls, with plasmodesmata through them 25.3.28</w:t>
+      </w:r>
+    </w:p>
+    <w:p>
+      <w:pPr>
+        <w:pStyle w:val="Entry"/>
+      </w:pPr>
+      <w:r>
+        <w:rPr>
+          <w:b/>
+        </w:rPr>
+        <w:t>Soil</w:t>
+      </w:r>
+      <w:r>
+        <w:rPr/>
+        <w:t>: mineral particles, decaying organic material, living organisms, air and water 25.1.9</w:t>
+      </w:r>
+    </w:p>
+    <w:p>
+      <w:pPr>
+        <w:pStyle w:val="Entry"/>
+      </w:pPr>
+      <w:r>
+        <w:rPr>
+          <w:b/>
+        </w:rPr>
+        <w:t>Soil profile / horizons</w:t>
+      </w:r>
+      <w:r>
+        <w:rPr/>
+        <w:t>: vertical section from the surface down to rock / its layers: A topsoil (most humus), B subsoil (leached minerals), C parent material (weathered rock) 25.1.15</w:t>
+      </w:r>
+    </w:p>
+    <w:p>
+      <w:pPr>
+        <w:pStyle w:val="Entry"/>
+      </w:pPr>
+      <w:r>
+        <w:rPr>
+          <w:b/>
+        </w:rPr>
+        <w:t>Source / sink</w:t>
+      </w:r>
+      <w:r>
+        <w:rPr/>
+        <w:t>: where sugar comes from (older leaves) / where it's unloaded (roots, young leaves) 25.3.43</w:t>
+      </w:r>
+    </w:p>
+    <w:p>
+      <w:pPr>
+        <w:pStyle w:val="Entry"/>
+      </w:pPr>
+      <w:r>
+        <w:rPr>
+          <w:b/>
+        </w:rPr>
+        <w:t>Sundew (carnivorous plant)</w:t>
+      </w:r>
+      <w:r>
+        <w:rPr/>
+        <w:t>: traps prey with sticky hairs whose tips release digestive enzymes 25.2.27</w:t>
+      </w:r>
+    </w:p>
+    <w:p>
+      <w:pPr>
+        <w:pStyle w:val="Entry"/>
+      </w:pPr>
+      <w:r>
+        <w:rPr>
+          <w:b/>
+        </w:rPr>
+        <w:t>Tension</w:t>
+      </w:r>
+      <w:r>
+        <w:rPr/>
+        <w:t>: the pull that transpiration exerts on the water column in the xylem, thanks to cohesion 25.3.39</w:t>
+      </w:r>
+    </w:p>
+    <w:p>
+      <w:pPr>
+        <w:pStyle w:val="Entry"/>
+      </w:pPr>
+      <w:r>
+        <w:rPr>
+          <w:b/>
+        </w:rPr>
+        <w:t>Tracheids / vessel elements</w:t>
+      </w:r>
+      <w:r>
+        <w:rPr/>
+        <w:t>: xylem's conducting cells: water passes between tracheids through pits; vessel elements, separated by perforation plates, form an open pipeline 25.3.35</w:t>
+      </w:r>
+    </w:p>
+    <w:p>
+      <w:pPr>
+        <w:pStyle w:val="Entry"/>
+      </w:pPr>
+      <w:r>
+        <w:rPr>
+          <w:b/>
+        </w:rPr>
+        <w:t>Transpiration</w:t>
+      </w:r>
+      <w:r>
+        <w:rPr/>
+        <w:t>: water loss from leaves through stomata 25.3.39</w:t>
+      </w:r>
+    </w:p>
+    <w:p>
+      <w:pPr>
+        <w:pStyle w:val="Entry"/>
+      </w:pPr>
+      <w:r>
+        <w:rPr>
+          <w:b/>
+        </w:rPr>
+        <w:t>Water potential</w:t>
+      </w:r>
+      <w:r>
+        <w:rPr/>
+        <w:t>: the energy of water; water moves passively from higher to lower water potential 25.3.31</w:t>
+      </w:r>
+    </w:p>
+    <w:p>
+      <w:pPr>
+        <w:pStyle w:val="Entry"/>
+      </w:pPr>
+      <w:r>
+        <w:rPr>
+          <w:b/>
+        </w:rPr>
+        <w:t>Weathering</w:t>
+      </w:r>
+      <w:r>
+        <w:rPr/>
+        <w:t>: breakdown of rock that begins soil formation: mechanical (wind, rain, ice) or chemical (acid rain, lichens, mosses) 25.1.9</w:t>
+      </w:r>
+    </w:p>
+    <w:p>
+      <w:pPr>
+        <w:pStyle w:val="Entry"/>
+      </w:pPr>
+      <w:r>
+        <w:rPr>
+          <w:b/>
+        </w:rPr>
+        <w:t>Wilted / turgid</w:t>
+      </w:r>
+      <w:r>
+        <w:rPr/>
+        <w:t>: cells have lost water and the plant droops / cells are full of water and firm 25.3.34</w:t>
       </w:r>
     </w:p>
     <w:p>
@@ -1369,7 +2647,7 @@
       </w:r>
       <w:r>
         <w:rPr/>
-        <w:t xml:space="preserve"> (closes stomata) 25.3.41</w:t>
+        <w:t xml:space="preserve"> (hormone) 25.3.41 (closes stomata)</w:t>
       </w:r>
     </w:p>
     <w:p>
@@ -1384,7 +2662,7 @@
       </w:r>
       <w:r>
         <w:rPr/>
-        <w:t xml:space="preserve"> 25.3.37–38</w:t>
+        <w:t xml:space="preserve"> 25.3.37 (def.)</w:t>
       </w:r>
     </w:p>
     <w:p>
@@ -1399,7 +2677,7 @@
       </w:r>
       <w:r>
         <w:rPr/>
-        <w:t xml:space="preserve"> (phloem sap) 25.3.43, 25.3.48</w:t>
+        <w:t xml:space="preserve"> 25.3.43 (phloem sap), 25.3.48 (stylet)</w:t>
       </w:r>
     </w:p>
     <w:p>
@@ -1414,7 +2692,7 @@
       </w:r>
       <w:r>
         <w:rPr/>
-        <w:t xml:space="preserve"> 25.2.24, 25.2.27</w:t>
+        <w:t xml:space="preserve"> 25.2.27 (sticky hairs), 25.2.24 (mineral uptake)</w:t>
       </w:r>
     </w:p>
     <w:p>
@@ -1425,7 +2703,7 @@
         <w:rPr>
           <w:b/>
         </w:rPr>
-        <w:t>Carrier protein</w:t>
+        <w:t>Carrier / channel protein</w:t>
       </w:r>
       <w:r>
         <w:rPr/>
@@ -1444,7 +2722,7 @@
       </w:r>
       <w:r>
         <w:rPr/>
-        <w:t xml:space="preserve"> 25.2.19–20, 25.2.23</w:t>
+        <w:t xml:space="preserve"> 25.2.19 (forces water into cells), 25.2.23 (two pathways)</w:t>
       </w:r>
     </w:p>
     <w:p>
@@ -1459,22 +2737,7 @@
       </w:r>
       <w:r>
         <w:rPr/>
-        <w:t xml:space="preserve"> 25.1.12–13</w:t>
-      </w:r>
-    </w:p>
-    <w:p>
-      <w:pPr>
-        <w:pStyle w:val="Entry"/>
-      </w:pPr>
-      <w:r>
-        <w:rPr>
-          <w:b/>
-        </w:rPr>
-        <w:t>Channel protein</w:t>
-      </w:r>
-      <w:r>
-        <w:rPr/>
-        <w:t xml:space="preserve"> see Glossary</w:t>
+        <w:t xml:space="preserve"> 25.1.12 (def.)</w:t>
       </w:r>
     </w:p>
     <w:p>
@@ -1489,7 +2752,7 @@
       </w:r>
       <w:r>
         <w:rPr/>
-        <w:t xml:space="preserve"> 25.2.21</w:t>
+        <w:t xml:space="preserve"> 25.2.21 (def.)</w:t>
       </w:r>
     </w:p>
     <w:p>
@@ -1519,7 +2782,7 @@
       </w:r>
       <w:r>
         <w:rPr/>
-        <w:t xml:space="preserve"> 25.3.37–39</w:t>
+        <w:t xml:space="preserve"> 25.3.37 (def.)</w:t>
       </w:r>
     </w:p>
     <w:p>
@@ -1534,7 +2797,7 @@
       </w:r>
       <w:r>
         <w:rPr/>
-        <w:t xml:space="preserve"> 25.3.37–38</w:t>
+        <w:t xml:space="preserve"> 25.3.37 (def.)</w:t>
       </w:r>
     </w:p>
     <w:p>
@@ -1549,22 +2812,7 @@
       </w:r>
       <w:r>
         <w:rPr/>
-        <w:t xml:space="preserve"> 25.3.28, 25.3.30</w:t>
-      </w:r>
-    </w:p>
-    <w:p>
-      <w:pPr>
-        <w:pStyle w:val="Entry"/>
-      </w:pPr>
-      <w:r>
-        <w:rPr>
-          <w:b/>
-        </w:rPr>
-        <w:t>Companion crops</w:t>
-      </w:r>
-      <w:r>
-        <w:rPr/>
-        <w:t xml:space="preserve"> see Glossary</w:t>
+        <w:t xml:space="preserve"> 25.3.28 (def.)</w:t>
       </w:r>
     </w:p>
     <w:p>
@@ -1579,7 +2827,7 @@
       </w:r>
       <w:r>
         <w:rPr/>
-        <w:t xml:space="preserve"> 25.2.21, 25.2.23</w:t>
+        <w:t xml:space="preserve"> 25.2.21 (def.)</w:t>
       </w:r>
     </w:p>
     <w:p>
@@ -1594,7 +2842,7 @@
       </w:r>
       <w:r>
         <w:rPr/>
-        <w:t xml:space="preserve"> 25.1.17–18</w:t>
+        <w:t xml:space="preserve"> 25.1.17 (def.)</w:t>
       </w:r>
     </w:p>
     <w:p>
@@ -1609,7 +2857,7 @@
       </w:r>
       <w:r>
         <w:rPr/>
-        <w:t xml:space="preserve"> 25.1.4, 25.1.6</w:t>
+        <w:t xml:space="preserve"> 25.1.4 (def.)</w:t>
       </w:r>
     </w:p>
     <w:p>
@@ -1624,7 +2872,22 @@
       </w:r>
       <w:r>
         <w:rPr/>
-        <w:t xml:space="preserve"> 25.1.6, 25.1.8, 25.1.4</w:t>
+        <w:t xml:space="preserve"> 25.1.6 (def.)</w:t>
+      </w:r>
+    </w:p>
+    <w:p>
+      <w:pPr>
+        <w:pStyle w:val="Entry"/>
+      </w:pPr>
+      <w:r>
+        <w:rPr>
+          <w:b/>
+        </w:rPr>
+        <w:t>Girdling</w:t>
+      </w:r>
+      <w:r>
+        <w:rPr/>
+        <w:t xml:space="preserve"> 25.3.43 (sugar piles up)</w:t>
       </w:r>
     </w:p>
     <w:p>
@@ -1639,7 +2902,7 @@
       </w:r>
       <w:r>
         <w:rPr/>
-        <w:t xml:space="preserve"> 25.3.41–42</w:t>
+        <w:t xml:space="preserve"> 25.3.41 (def.)</w:t>
       </w:r>
     </w:p>
     <w:p>
@@ -1654,22 +2917,7 @@
       </w:r>
       <w:r>
         <w:rPr/>
-        <w:t xml:space="preserve"> 25.3.35–36</w:t>
-      </w:r>
-    </w:p>
-    <w:p>
-      <w:pPr>
-        <w:pStyle w:val="Entry"/>
-      </w:pPr>
-      <w:r>
-        <w:rPr>
-          <w:b/>
-        </w:rPr>
-        <w:t>Haustoria</w:t>
-      </w:r>
-      <w:r>
-        <w:rPr/>
-        <w:t xml:space="preserve"> see Glossary</w:t>
+        <w:t xml:space="preserve"> 25.3.35 (def.)</w:t>
       </w:r>
     </w:p>
     <w:p>
@@ -1684,7 +2932,7 @@
       </w:r>
       <w:r>
         <w:rPr/>
-        <w:t xml:space="preserve"> 25.1.11, 25.1.9–10, 25.1.12, 25.1.14–15 …</w:t>
+        <w:t xml:space="preserve"> 25.1.9 (def.), 25.1.12 (binds minerals), 25.1.16 (topsoil)</w:t>
       </w:r>
     </w:p>
     <w:p>
@@ -1699,7 +2947,7 @@
       </w:r>
       <w:r>
         <w:rPr/>
-        <w:t xml:space="preserve"> 25.1.6–7</w:t>
+        <w:t xml:space="preserve"> 25.1.6 (def.)</w:t>
       </w:r>
     </w:p>
     <w:p>
@@ -1714,7 +2962,7 @@
       </w:r>
       <w:r>
         <w:rPr/>
-        <w:t xml:space="preserve"> 25.1.11–12, 25.1.16</w:t>
+        <w:t xml:space="preserve"> 25.1.11 (humus prevents), 25.1.16 (subsoil)</w:t>
       </w:r>
     </w:p>
     <w:p>
@@ -1729,7 +2977,7 @@
       </w:r>
       <w:r>
         <w:rPr/>
-        <w:t xml:space="preserve"> 25.1.10, 25.1.12</w:t>
+        <w:t xml:space="preserve"> 25.1.10 (def.)</w:t>
       </w:r>
     </w:p>
     <w:p>
@@ -1744,7 +2992,7 @@
       </w:r>
       <w:r>
         <w:rPr/>
-        <w:t xml:space="preserve"> 25.1.4</w:t>
+        <w:t xml:space="preserve"> 25.1.4 (def.)</w:t>
       </w:r>
     </w:p>
     <w:p>
@@ -1755,7 +3003,7 @@
         <w:rPr>
           <w:b/>
         </w:rPr>
-        <w:t>Mass (bulk) flow</w:t>
+        <w:t>Mass flow</w:t>
       </w:r>
       <w:r>
         <w:rPr/>
@@ -1774,7 +3022,7 @@
       </w:r>
       <w:r>
         <w:rPr/>
-        <w:t xml:space="preserve"> 25.1.3, 25.1.5–6, 25.1.8–10 …</w:t>
+        <w:t xml:space="preserve"> 25.1.3 (def.), 25.1.12 (cation exchange), 25.2.20 (active uptake), 25.3.28 (in xylem)</w:t>
       </w:r>
     </w:p>
     <w:p>
@@ -1804,7 +3052,7 @@
       </w:r>
       <w:r>
         <w:rPr/>
-        <w:t xml:space="preserve"> 25.2.24, 25.2.26</w:t>
+        <w:t xml:space="preserve"> 25.2.24 (def.)</w:t>
       </w:r>
     </w:p>
     <w:p>
@@ -1834,7 +3082,7 @@
       </w:r>
       <w:r>
         <w:rPr/>
-        <w:t xml:space="preserve"> 25.3.33–34</w:t>
+        <w:t xml:space="preserve"> 25.3.33 (def.)</w:t>
       </w:r>
     </w:p>
     <w:p>
@@ -1849,22 +3097,7 @@
       </w:r>
       <w:r>
         <w:rPr/>
-        <w:t xml:space="preserve"> 25.2.24, 25.2.27</w:t>
-      </w:r>
-    </w:p>
-    <w:p>
-      <w:pPr>
-        <w:pStyle w:val="Entry"/>
-      </w:pPr>
-      <w:r>
-        <w:rPr>
-          <w:b/>
-        </w:rPr>
-        <w:t>Parent material</w:t>
-      </w:r>
-      <w:r>
-        <w:rPr/>
-        <w:t xml:space="preserve"> see Glossary</w:t>
+        <w:t xml:space="preserve"> 25.2.27 (vines on host), 25.2.24 (mineral uptake)</w:t>
       </w:r>
     </w:p>
     <w:p>
@@ -1879,7 +3112,7 @@
       </w:r>
       <w:r>
         <w:rPr/>
-        <w:t xml:space="preserve"> 25.3.28, 25.3.43, 25.2.22–23, 25.3.29–30 …</w:t>
+        <w:t xml:space="preserve"> 25.3.28 (def.), 25.3.43 (source to sink), 25.3.46 (pressure-flow)</w:t>
       </w:r>
     </w:p>
     <w:p>
@@ -1894,7 +3127,7 @@
       </w:r>
       <w:r>
         <w:rPr/>
-        <w:t xml:space="preserve"> 25.2.19, 25.3.28, 25.3.46</w:t>
+        <w:t xml:space="preserve"> 25.2.19 (root pathway), 25.3.28 (sieve plates)</w:t>
       </w:r>
     </w:p>
     <w:p>
@@ -1909,7 +3142,7 @@
       </w:r>
       <w:r>
         <w:rPr/>
-        <w:t xml:space="preserve"> 25.3.33–34</w:t>
+        <w:t xml:space="preserve"> 25.3.33 (def.)</w:t>
       </w:r>
     </w:p>
     <w:p>
@@ -1924,7 +3157,7 @@
       </w:r>
       <w:r>
         <w:rPr/>
-        <w:t xml:space="preserve"> 25.3.46–47</w:t>
+        <w:t xml:space="preserve"> 25.3.46 (def.)</w:t>
       </w:r>
     </w:p>
     <w:p>
@@ -1939,7 +3172,7 @@
       </w:r>
       <w:r>
         <w:rPr/>
-        <w:t xml:space="preserve"> 25.2.21, 25.2.23, 25.3.45</w:t>
+        <w:t xml:space="preserve"> 25.2.21 (def.), 25.3.45 (sucrose loading)</w:t>
       </w:r>
     </w:p>
     <w:p>
@@ -1954,7 +3187,7 @@
       </w:r>
       <w:r>
         <w:rPr/>
-        <w:t xml:space="preserve"> 25.2.24–25</w:t>
+        <w:t xml:space="preserve"> 25.2.24 (def.)</w:t>
       </w:r>
     </w:p>
     <w:p>
@@ -1969,22 +3202,7 @@
       </w:r>
       <w:r>
         <w:rPr/>
-        <w:t xml:space="preserve"> 25.3.35–36</w:t>
-      </w:r>
-    </w:p>
-    <w:p>
-      <w:pPr>
-        <w:pStyle w:val="Entry"/>
-      </w:pPr>
-      <w:r>
-        <w:rPr>
-          <w:b/>
-        </w:rPr>
-        <w:t>Runoff</w:t>
-      </w:r>
-      <w:r>
-        <w:rPr/>
-        <w:t xml:space="preserve"> see Glossary</w:t>
+        <w:t xml:space="preserve"> 25.3.35 (def.)</w:t>
       </w:r>
     </w:p>
     <w:p>
@@ -1999,7 +3217,7 @@
       </w:r>
       <w:r>
         <w:rPr/>
-        <w:t xml:space="preserve"> 25.3.28, 25.3.30, 25.3.45–47</w:t>
+        <w:t xml:space="preserve"> 25.3.28 (def.), 25.3.46 (pressure-flow)</w:t>
       </w:r>
     </w:p>
     <w:p>
@@ -2014,7 +3232,7 @@
       </w:r>
       <w:r>
         <w:rPr/>
-        <w:t xml:space="preserve"> 25.1.9, 25.1.3, 25.1.10–13 …</w:t>
+        <w:t xml:space="preserve"> 25.1.9 (def.), 25.1.12 (cation exchange), 25.1.15 (profile), 25.3.32 (water potential)</w:t>
       </w:r>
     </w:p>
     <w:p>
@@ -2029,7 +3247,7 @@
       </w:r>
       <w:r>
         <w:rPr/>
-        <w:t xml:space="preserve"> 25.1.15–16</w:t>
+        <w:t xml:space="preserve"> 25.1.15 (def.)</w:t>
       </w:r>
     </w:p>
     <w:p>
@@ -2044,7 +3262,7 @@
       </w:r>
       <w:r>
         <w:rPr/>
-        <w:t xml:space="preserve"> 25.3.43–44, 25.3.46–47</w:t>
+        <w:t xml:space="preserve"> 25.3.43 (def.), 25.3.46 (pressure-flow)</w:t>
       </w:r>
     </w:p>
     <w:p>
@@ -2059,37 +3277,7 @@
       </w:r>
       <w:r>
         <w:rPr/>
-        <w:t xml:space="preserve"> 25.3.41–42, 25.3.32, 25.3.38–39, 25.3.47</w:t>
-      </w:r>
-    </w:p>
-    <w:p>
-      <w:pPr>
-        <w:pStyle w:val="Entry"/>
-      </w:pPr>
-      <w:r>
-        <w:rPr>
-          <w:b/>
-        </w:rPr>
-        <w:t>Stylet</w:t>
-      </w:r>
-      <w:r>
-        <w:rPr/>
-        <w:t xml:space="preserve"> see Glossary</w:t>
-      </w:r>
-    </w:p>
-    <w:p>
-      <w:pPr>
-        <w:pStyle w:val="Entry"/>
-      </w:pPr>
-      <w:r>
-        <w:rPr>
-          <w:b/>
-        </w:rPr>
-        <w:t>Succession</w:t>
-      </w:r>
-      <w:r>
-        <w:rPr/>
-        <w:t xml:space="preserve"> see Glossary</w:t>
+        <w:t xml:space="preserve"> 25.3.41 (opening, closing), 25.3.32 (gas exchange), 25.3.38 (transpiration)</w:t>
       </w:r>
     </w:p>
     <w:p>
@@ -2104,7 +3292,7 @@
       </w:r>
       <w:r>
         <w:rPr/>
-        <w:t xml:space="preserve"> 25.3.45–46, 25.3.29</w:t>
+        <w:t xml:space="preserve"> 25.3.45 (H+ co-transport)</w:t>
       </w:r>
     </w:p>
     <w:p>
@@ -2119,7 +3307,7 @@
       </w:r>
       <w:r>
         <w:rPr/>
-        <w:t xml:space="preserve"> 25.3.38–39, 25.3.37</w:t>
+        <w:t xml:space="preserve"> 25.3.39 (def.)</w:t>
       </w:r>
     </w:p>
     <w:p>
@@ -2134,7 +3322,7 @@
       </w:r>
       <w:r>
         <w:rPr/>
-        <w:t xml:space="preserve"> 25.3.28, 25.3.30, 25.3.35</w:t>
+        <w:t xml:space="preserve"> 25.3.28 (def.), 25.3.35 (pits, perforation plates)</w:t>
       </w:r>
     </w:p>
     <w:p>
@@ -2149,7 +3337,7 @@
       </w:r>
       <w:r>
         <w:rPr/>
-        <w:t xml:space="preserve"> 25.3.37, 25.3.39, 25.3.38, 25.3.40</w:t>
+        <w:t xml:space="preserve"> 25.3.39 (def.)</w:t>
       </w:r>
     </w:p>
     <w:p>
@@ -2164,7 +3352,7 @@
       </w:r>
       <w:r>
         <w:rPr/>
-        <w:t xml:space="preserve"> 25.3.33–34, 25.3.41</w:t>
+        <w:t xml:space="preserve"> 25.3.33 (def.), 25.3.41 (guard cells)</w:t>
       </w:r>
     </w:p>
     <w:p>
@@ -2179,7 +3367,7 @@
       </w:r>
       <w:r>
         <w:rPr/>
-        <w:t xml:space="preserve"> 25.3.31, 25.3.33, 25.2.19, 25.3.28, 25.3.32, 25.3.34</w:t>
+        <w:t xml:space="preserve"> 25.3.31 (def.), 25.2.19 (root uptake), 25.3.28 (xylem), 25.3.34 (wilting)</w:t>
       </w:r>
     </w:p>
     <w:p>
@@ -2194,7 +3382,7 @@
       </w:r>
       <w:r>
         <w:rPr/>
-        <w:t xml:space="preserve"> 25.1.9, 25.1.15–16</w:t>
+        <w:t xml:space="preserve"> 25.1.9 (def.), 25.1.15 (parent material)</w:t>
       </w:r>
     </w:p>
     <w:p>
@@ -2209,7 +3397,7 @@
       </w:r>
       <w:r>
         <w:rPr/>
-        <w:t xml:space="preserve"> 25.3.28–29, 25.2.19–22 …</w:t>
+        <w:t xml:space="preserve"> 25.3.28 (def.), 25.2.21 (minerals enter), 25.3.35 (root pressure), 25.3.38 (cohesion-tension)</w:t>
       </w:r>
     </w:p>
     <w:sectPr>
@@ -2267,7 +3455,7 @@
       <w:rPr>
         <w:sz w:val="15"/>
       </w:rPr>
-      <w:t>BIO II printed notes: Ch 25 (index)</w:t>
+      <w:t>Ch. 25: Flowering Plants: Nutrition and Transport (index)</w:t>
       <w:tab/>
     </w:r>
     <w:r>
@@ -14587,16 +15775,6 @@
     <w:rPr>
       <w:b/>
       <w:sz w:val="27"/>
-    </w:rPr>
-  </w:style>
-  <w:style w:type="paragraph" w:customStyle="1" w:styleId="Pointer">
-    <w:name w:val="Pointer"/>
-    <w:basedOn w:val="Normal"/>
-    <w:pPr>
-      <w:spacing w:before="0" w:after="23"/>
-    </w:pPr>
-    <w:rPr>
-      <w:i/>
     </w:rPr>
   </w:style>
   <w:style w:type="paragraph" w:customStyle="1" w:styleId="Slideheading">

--- a/Printed Exam Notes/Ch 25 Index.docx
+++ b/Printed Exam Notes/Ch 25 Index.docx
@@ -28,8 +28,14 @@
         <w:pStyle w:val="Mapsection"/>
       </w:pPr>
       <w:r>
-        <w:rPr/>
-        <w:t>Contents (pages in the main notes)</w:t>
+        <w:rPr>
+          <w:rStyle w:val="Slidecode"/>
+        </w:rPr>
+        <w:t>Contents</w:t>
+      </w:r>
+      <w:r>
+        <w:rPr/>
+        <w:t xml:space="preserve"> (pages in the main notes)</w:t>
       </w:r>
     </w:p>
     <w:p>
@@ -2673,11 +2679,11 @@
         <w:rPr>
           <w:b/>
         </w:rPr>
-        <w:t>Aphids</w:t>
-      </w:r>
-      <w:r>
-        <w:rPr/>
-        <w:t xml:space="preserve"> 25.3.43 (phloem sap), 25.3.48 (stylet)</w:t>
+        <w:t>Ants</w:t>
+      </w:r>
+      <w:r>
+        <w:rPr/>
+        <w:t xml:space="preserve"> see Earthworms, ants</w:t>
       </w:r>
     </w:p>
     <w:p>
@@ -2688,11 +2694,11 @@
         <w:rPr>
           <w:b/>
         </w:rPr>
-        <w:t>Carnivorous plants (sundew)</w:t>
-      </w:r>
-      <w:r>
-        <w:rPr/>
-        <w:t xml:space="preserve"> 25.2.27 (sticky hairs), 25.2.24 (mineral uptake)</w:t>
+        <w:t>Aphids</w:t>
+      </w:r>
+      <w:r>
+        <w:rPr/>
+        <w:t xml:space="preserve"> 25.3.43 (phloem sap), 25.3.48 (stylet)</w:t>
       </w:r>
     </w:p>
     <w:p>
@@ -2703,11 +2709,26 @@
         <w:rPr>
           <w:b/>
         </w:rPr>
-        <w:t>Carrier / channel protein</w:t>
-      </w:r>
-      <w:r>
-        <w:rPr/>
-        <w:t xml:space="preserve"> see Glossary</w:t>
+        <w:t>Carnivorous plants, sundew</w:t>
+      </w:r>
+      <w:r>
+        <w:rPr/>
+        <w:t xml:space="preserve"> 25.2.27 (sticky hairs), 25.2.24 (mineral uptake)</w:t>
+      </w:r>
+    </w:p>
+    <w:p>
+      <w:pPr>
+        <w:pStyle w:val="Entry"/>
+      </w:pPr>
+      <w:r>
+        <w:rPr>
+          <w:b/>
+        </w:rPr>
+        <w:t>Carrier, channel proteins</w:t>
+      </w:r>
+      <w:r>
+        <w:rPr/>
+        <w:t xml:space="preserve"> 25.2.21 (mineral ions)</w:t>
       </w:r>
     </w:p>
     <w:p>
@@ -2748,11 +2769,56 @@
         <w:rPr>
           <w:b/>
         </w:rPr>
+        <w:t>CEC</w:t>
+      </w:r>
+      <w:r>
+        <w:rPr/>
+        <w:t xml:space="preserve"> see Cation exchange, CEC</w:t>
+      </w:r>
+    </w:p>
+    <w:p>
+      <w:pPr>
+        <w:pStyle w:val="Entry"/>
+      </w:pPr>
+      <w:r>
+        <w:rPr>
+          <w:b/>
+        </w:rPr>
+        <w:t>Channel proteins</w:t>
+      </w:r>
+      <w:r>
+        <w:rPr/>
+        <w:t xml:space="preserve"> see Carrier, channel proteins</w:t>
+      </w:r>
+    </w:p>
+    <w:p>
+      <w:pPr>
+        <w:pStyle w:val="Entry"/>
+      </w:pPr>
+      <w:r>
+        <w:rPr>
+          <w:b/>
+        </w:rPr>
         <w:t>Chemiosmosis</w:t>
       </w:r>
       <w:r>
         <w:rPr/>
         <w:t xml:space="preserve"> 25.2.21 (def.)</w:t>
+      </w:r>
+    </w:p>
+    <w:p>
+      <w:pPr>
+        <w:pStyle w:val="Entry"/>
+      </w:pPr>
+      <w:r>
+        <w:rPr>
+          <w:b/>
+        </w:rPr>
+        <w:t>Clay</w:t>
+      </w:r>
+      <w:r>
+        <w:rPr/>
+        <w:t xml:space="preserve"> see Sand, silt, clay, loam</w:t>
       </w:r>
     </w:p>
     <w:p>
@@ -2767,7 +2833,7 @@
       </w:r>
       <w:r>
         <w:rPr/>
-        <w:t xml:space="preserve"> see Glossary</w:t>
+        <w:t xml:space="preserve"> 25.3.45 (sucrose, H+)</w:t>
       </w:r>
     </w:p>
     <w:p>
@@ -2823,6 +2889,51 @@
         <w:rPr>
           <w:b/>
         </w:rPr>
+        <w:t>Crop rotation, reduced tillage, companion crops</w:t>
+      </w:r>
+      <w:r>
+        <w:rPr/>
+        <w:t xml:space="preserve"> 25.1.18 (less erosion)</w:t>
+      </w:r>
+    </w:p>
+    <w:p>
+      <w:pPr>
+        <w:pStyle w:val="Entry"/>
+      </w:pPr>
+      <w:r>
+        <w:rPr>
+          <w:b/>
+        </w:rPr>
+        <w:t>Dodder</w:t>
+      </w:r>
+      <w:r>
+        <w:rPr/>
+        <w:t xml:space="preserve"> see Parasitic plants, dodder</w:t>
+      </w:r>
+    </w:p>
+    <w:p>
+      <w:pPr>
+        <w:pStyle w:val="Entry"/>
+      </w:pPr>
+      <w:r>
+        <w:rPr>
+          <w:b/>
+        </w:rPr>
+        <w:t>Earthworms, ants</w:t>
+      </w:r>
+      <w:r>
+        <w:rPr/>
+        <w:t xml:space="preserve"> 25.1.14 (aerate soil)</w:t>
+      </w:r>
+    </w:p>
+    <w:p>
+      <w:pPr>
+        <w:pStyle w:val="Entry"/>
+      </w:pPr>
+      <w:r>
+        <w:rPr>
+          <w:b/>
+        </w:rPr>
         <w:t>Electrochemical gradient</w:t>
       </w:r>
       <w:r>
@@ -2928,11 +3039,41 @@
         <w:rPr>
           <w:b/>
         </w:rPr>
+        <w:t>Horizons</w:t>
+      </w:r>
+      <w:r>
+        <w:rPr/>
+        <w:t xml:space="preserve"> see Soil profile, horizons</w:t>
+      </w:r>
+    </w:p>
+    <w:p>
+      <w:pPr>
+        <w:pStyle w:val="Entry"/>
+      </w:pPr>
+      <w:r>
+        <w:rPr>
+          <w:b/>
+        </w:rPr>
         <w:t>Humus</w:t>
       </w:r>
       <w:r>
         <w:rPr/>
         <w:t xml:space="preserve"> 25.1.9 (def.), 25.1.12 (binds minerals), 25.1.16 (topsoil)</w:t>
+      </w:r>
+    </w:p>
+    <w:p>
+      <w:pPr>
+        <w:pStyle w:val="Entry"/>
+      </w:pPr>
+      <w:r>
+        <w:rPr>
+          <w:b/>
+        </w:rPr>
+        <w:t>Hydrogen ions (H+)</w:t>
+      </w:r>
+      <w:r>
+        <w:rPr/>
+        <w:t xml:space="preserve"> 25.2.21 (proton pump), 25.1.12 (cation exchange), 25.3.41 (guard cells), 25.3.45 (sucrose loading)</w:t>
       </w:r>
     </w:p>
     <w:p>
@@ -2973,11 +3114,26 @@
         <w:rPr>
           <w:b/>
         </w:rPr>
-        <w:t>Loam, sand, silt, clay</w:t>
-      </w:r>
-      <w:r>
-        <w:rPr/>
-        <w:t xml:space="preserve"> 25.1.10 (def.)</w:t>
+        <w:t>Lichens, mosses</w:t>
+      </w:r>
+      <w:r>
+        <w:rPr/>
+        <w:t xml:space="preserve"> 25.1.9 (soil formation)</w:t>
+      </w:r>
+    </w:p>
+    <w:p>
+      <w:pPr>
+        <w:pStyle w:val="Entry"/>
+      </w:pPr>
+      <w:r>
+        <w:rPr>
+          <w:b/>
+        </w:rPr>
+        <w:t>Loam</w:t>
+      </w:r>
+      <w:r>
+        <w:rPr/>
+        <w:t xml:space="preserve"> see Sand, silt, clay, loam</w:t>
       </w:r>
     </w:p>
     <w:p>
@@ -3007,7 +3163,22 @@
       </w:r>
       <w:r>
         <w:rPr/>
-        <w:t xml:space="preserve"> see Glossary</w:t>
+        <w:t xml:space="preserve"> 25.3.47 (source to sink)</w:t>
+      </w:r>
+    </w:p>
+    <w:p>
+      <w:pPr>
+        <w:pStyle w:val="Entry"/>
+      </w:pPr>
+      <w:r>
+        <w:rPr>
+          <w:b/>
+        </w:rPr>
+        <w:t>Micronutrients</w:t>
+      </w:r>
+      <w:r>
+        <w:rPr/>
+        <w:t xml:space="preserve"> see Macronutrients, micronutrients</w:t>
       </w:r>
     </w:p>
     <w:p>
@@ -3033,11 +3204,26 @@
         <w:rPr>
           <w:b/>
         </w:rPr>
+        <w:t>Mosses</w:t>
+      </w:r>
+      <w:r>
+        <w:rPr/>
+        <w:t xml:space="preserve"> see Lichens, mosses</w:t>
+      </w:r>
+    </w:p>
+    <w:p>
+      <w:pPr>
+        <w:pStyle w:val="Entry"/>
+      </w:pPr>
+      <w:r>
+        <w:rPr>
+          <w:b/>
+        </w:rPr>
         <w:t>Mutualism</w:t>
       </w:r>
       <w:r>
         <w:rPr/>
-        <w:t xml:space="preserve"> see Glossary</w:t>
+        <w:t xml:space="preserve"> 25.2.24 (nodules, mycorrhizae)</w:t>
       </w:r>
     </w:p>
     <w:p>
@@ -3063,11 +3249,56 @@
         <w:rPr>
           <w:b/>
         </w:rPr>
-        <w:t>Nitrogen fixation</w:t>
-      </w:r>
-      <w:r>
-        <w:rPr/>
-        <w:t xml:space="preserve"> see Glossary</w:t>
+        <w:t>Nitrogen (N)</w:t>
+      </w:r>
+      <w:r>
+        <w:rPr/>
+        <w:t xml:space="preserve"> 25.1.4 (macronutrient), 25.1.8 (deficiency), 25.1.14 (soil bacteria), 25.2.24 (fixation)</w:t>
+      </w:r>
+    </w:p>
+    <w:p>
+      <w:pPr>
+        <w:pStyle w:val="Entry"/>
+      </w:pPr>
+      <w:r>
+        <w:rPr>
+          <w:b/>
+        </w:rPr>
+        <w:t>NPK</w:t>
+      </w:r>
+      <w:r>
+        <w:rPr/>
+        <w:t xml:space="preserve"> see Fertilizer, NPK</w:t>
+      </w:r>
+    </w:p>
+    <w:p>
+      <w:pPr>
+        <w:pStyle w:val="Entry"/>
+      </w:pPr>
+      <w:r>
+        <w:rPr>
+          <w:b/>
+        </w:rPr>
+        <w:t>Nutrient deficiencies</w:t>
+      </w:r>
+      <w:r>
+        <w:rPr/>
+        <w:t xml:space="preserve"> 25.1.8 (leaf symptoms), 25.1.4 (essential nutrients)</w:t>
+      </w:r>
+    </w:p>
+    <w:p>
+      <w:pPr>
+        <w:pStyle w:val="Entry"/>
+      </w:pPr>
+      <w:r>
+        <w:rPr>
+          <w:b/>
+        </w:rPr>
+        <w:t>Osmosis</w:t>
+      </w:r>
+      <w:r>
+        <w:rPr/>
+        <w:t xml:space="preserve"> 25.3.33 (turgor pressure), 25.3.39 (into root xylem), 25.3.46 (pressure-flow)</w:t>
       </w:r>
     </w:p>
     <w:p>
@@ -3093,11 +3324,26 @@
         <w:rPr>
           <w:b/>
         </w:rPr>
-        <w:t>Parasitic plants (dodder)</w:t>
+        <w:t>Parasitic plants, dodder</w:t>
       </w:r>
       <w:r>
         <w:rPr/>
         <w:t xml:space="preserve"> 25.2.27 (vines on host), 25.2.24 (mineral uptake)</w:t>
+      </w:r>
+    </w:p>
+    <w:p>
+      <w:pPr>
+        <w:pStyle w:val="Entry"/>
+      </w:pPr>
+      <w:r>
+        <w:rPr>
+          <w:b/>
+        </w:rPr>
+        <w:t>Pathways for water and minerals</w:t>
+      </w:r>
+      <w:r>
+        <w:rPr/>
+        <w:t xml:space="preserve"> 25.2.19 (two routes), 25.2.23 (figure)</w:t>
       </w:r>
     </w:p>
     <w:p>
@@ -3138,6 +3384,21 @@
         <w:rPr>
           <w:b/>
         </w:rPr>
+        <w:t>Potassium (K+)</w:t>
+      </w:r>
+      <w:r>
+        <w:rPr/>
+        <w:t xml:space="preserve"> 25.2.21 (proton pump), 25.1.13 (cation exchange), 25.3.41 (guard cells)</w:t>
+      </w:r>
+    </w:p>
+    <w:p>
+      <w:pPr>
+        <w:pStyle w:val="Entry"/>
+      </w:pPr>
+      <w:r>
+        <w:rPr>
+          <w:b/>
+        </w:rPr>
         <w:t>Pressure potential</w:t>
       </w:r>
       <w:r>
@@ -3183,6 +3444,36 @@
         <w:rPr>
           <w:b/>
         </w:rPr>
+        <w:t>Radioactive tracers</w:t>
+      </w:r>
+      <w:r>
+        <w:rPr/>
+        <w:t xml:space="preserve"> 25.3.43 (phloem carries nutrients)</w:t>
+      </w:r>
+    </w:p>
+    <w:p>
+      <w:pPr>
+        <w:pStyle w:val="Entry"/>
+      </w:pPr>
+      <w:r>
+        <w:rPr>
+          <w:b/>
+        </w:rPr>
+        <w:t>Reduced tillage</w:t>
+      </w:r>
+      <w:r>
+        <w:rPr/>
+        <w:t xml:space="preserve"> see Crop rotation, reduced tillage, companion crops</w:t>
+      </w:r>
+    </w:p>
+    <w:p>
+      <w:pPr>
+        <w:pStyle w:val="Entry"/>
+      </w:pPr>
+      <w:r>
+        <w:rPr>
+          <w:b/>
+        </w:rPr>
         <w:t>Rhizobium, root nodules</w:t>
       </w:r>
       <w:r>
@@ -3213,11 +3504,56 @@
         <w:rPr>
           <w:b/>
         </w:rPr>
+        <w:t>Sand, silt, clay, loam</w:t>
+      </w:r>
+      <w:r>
+        <w:rPr/>
+        <w:t xml:space="preserve"> 25.1.10 (def.)</w:t>
+      </w:r>
+    </w:p>
+    <w:p>
+      <w:pPr>
+        <w:pStyle w:val="Entry"/>
+      </w:pPr>
+      <w:r>
+        <w:rPr>
+          <w:b/>
+        </w:rPr>
         <w:t>Sieve-tube members, sieve plates</w:t>
       </w:r>
       <w:r>
         <w:rPr/>
         <w:t xml:space="preserve"> 25.3.28 (def.), 25.3.46 (pressure-flow)</w:t>
+      </w:r>
+    </w:p>
+    <w:p>
+      <w:pPr>
+        <w:pStyle w:val="Entry"/>
+      </w:pPr>
+      <w:r>
+        <w:rPr>
+          <w:b/>
+        </w:rPr>
+        <w:t>Silt</w:t>
+      </w:r>
+      <w:r>
+        <w:rPr/>
+        <w:t xml:space="preserve"> see Sand, silt, clay, loam</w:t>
+      </w:r>
+    </w:p>
+    <w:p>
+      <w:pPr>
+        <w:pStyle w:val="Entry"/>
+      </w:pPr>
+      <w:r>
+        <w:rPr>
+          <w:b/>
+        </w:rPr>
+        <w:t>Sink</w:t>
+      </w:r>
+      <w:r>
+        <w:rPr/>
+        <w:t xml:space="preserve"> see Source, sink</w:t>
       </w:r>
     </w:p>
     <w:p>
@@ -3288,11 +3624,41 @@
         <w:rPr>
           <w:b/>
         </w:rPr>
+        <w:t>Succession</w:t>
+      </w:r>
+      <w:r>
+        <w:rPr/>
+        <w:t xml:space="preserve"> 25.1.14 (large plants dominate)</w:t>
+      </w:r>
+    </w:p>
+    <w:p>
+      <w:pPr>
+        <w:pStyle w:val="Entry"/>
+      </w:pPr>
+      <w:r>
+        <w:rPr>
+          <w:b/>
+        </w:rPr>
         <w:t>Sucrose loading</w:t>
       </w:r>
       <w:r>
         <w:rPr/>
         <w:t xml:space="preserve"> 25.3.45 (H+ co-transport)</w:t>
+      </w:r>
+    </w:p>
+    <w:p>
+      <w:pPr>
+        <w:pStyle w:val="Entry"/>
+      </w:pPr>
+      <w:r>
+        <w:rPr>
+          <w:b/>
+        </w:rPr>
+        <w:t>Sundew</w:t>
+      </w:r>
+      <w:r>
+        <w:rPr/>
+        <w:t xml:space="preserve"> see Carnivorous plants, sundew</w:t>
       </w:r>
     </w:p>
     <w:p>
@@ -3318,6 +3684,21 @@
         <w:rPr>
           <w:b/>
         </w:rPr>
+        <w:t>Tomato</w:t>
+      </w:r>
+      <w:r>
+        <w:rPr/>
+        <w:t xml:space="preserve"> 25.1.8 (deficiency symptoms)</w:t>
+      </w:r>
+    </w:p>
+    <w:p>
+      <w:pPr>
+        <w:pStyle w:val="Entry"/>
+      </w:pPr>
+      <w:r>
+        <w:rPr>
+          <w:b/>
+        </w:rPr>
         <w:t>Tracheids, vessel elements</w:t>
       </w:r>
       <w:r>
@@ -3348,11 +3729,41 @@
         <w:rPr>
           <w:b/>
         </w:rPr>
-        <w:t>Turgor pressure, wilting</w:t>
+        <w:t>Turgid</w:t>
+      </w:r>
+      <w:r>
+        <w:rPr/>
+        <w:t xml:space="preserve"> see Turgor pressure, wilted, turgid</w:t>
+      </w:r>
+    </w:p>
+    <w:p>
+      <w:pPr>
+        <w:pStyle w:val="Entry"/>
+      </w:pPr>
+      <w:r>
+        <w:rPr>
+          <w:b/>
+        </w:rPr>
+        <w:t>Turgor pressure, wilted, turgid</w:t>
       </w:r>
       <w:r>
         <w:rPr/>
         <w:t xml:space="preserve"> 25.3.33 (def.), 25.3.41 (guard cells)</w:t>
+      </w:r>
+    </w:p>
+    <w:p>
+      <w:pPr>
+        <w:pStyle w:val="Entry"/>
+      </w:pPr>
+      <w:r>
+        <w:rPr>
+          <w:b/>
+        </w:rPr>
+        <w:t>Vessel elements</w:t>
+      </w:r>
+      <w:r>
+        <w:rPr/>
+        <w:t xml:space="preserve"> see Tracheids, vessel elements</w:t>
       </w:r>
     </w:p>
     <w:p>
@@ -3383,6 +3794,21 @@
       <w:r>
         <w:rPr/>
         <w:t xml:space="preserve"> 25.1.9 (def.), 25.1.15 (parent material)</w:t>
+      </w:r>
+    </w:p>
+    <w:p>
+      <w:pPr>
+        <w:pStyle w:val="Entry"/>
+      </w:pPr>
+      <w:r>
+        <w:rPr>
+          <w:b/>
+        </w:rPr>
+        <w:t>Wilted</w:t>
+      </w:r>
+      <w:r>
+        <w:rPr/>
+        <w:t xml:space="preserve"> see Turgor pressure, wilted, turgid</w:t>
       </w:r>
     </w:p>
     <w:p>

--- a/Printed Exam Notes/Ch 25 Index.docx
+++ b/Printed Exam Notes/Ch 25 Index.docx
@@ -6,19 +6,26 @@
       <w:pPr>
         <w:pStyle w:val="Notestitle"/>
       </w:pPr>
+      <w:bookmarkStart w:id="1" w:name="t25"/>
       <w:r>
         <w:rPr/>
         <w:t>Ch. 25: Flowering Plants: Nutrition and Transport (index)</w:t>
       </w:r>
+      <w:bookmarkEnd w:id="1"/>
     </w:p>
     <w:p>
       <w:pPr>
         <w:sectPr>
           <w:headerReference w:type="default" r:id="rId9"/>
-          <w:footerReference w:type="default" r:id="rId10"/>
+          <w:headerReference w:type="first" r:id="rId10"/>
+          <w:footerReference w:type="default" r:id="rId11"/>
+          <w:footerReference w:type="first" r:id="rId12"/>
+          <w:type w:val="oddPage"/>
           <w:pgSz w:w="12240" w:h="15840"/>
           <w:pgMar w:top="792" w:right="576" w:bottom="720" w:left="576" w:header="432" w:footer="360" w:gutter="0"/>
+          <w:pgNumType w:start="13"/>
           <w:cols w:space="720"/>
+          <w:titlePg/>
           <w:docGrid w:linePitch="360"/>
         </w:sectPr>
       </w:pPr>
@@ -56,11 +63,11 @@
       </w:pPr>
       <w:r>
         <w:rPr/>
-        <w:t>25.1.3 Plant Nutrition and Soil</w:t>
+        <w:t>25.21.3 Plant Nutrition and Soil</w:t>
         <w:tab/>
       </w:r>
       <w:r>
-        <w:t>1</w:t>
+        <w:t>21</w:t>
       </w:r>
     </w:p>
     <w:p>
@@ -72,11 +79,11 @@
       </w:pPr>
       <w:r>
         <w:rPr/>
-        <w:t>25.1.4 Essential Inorganic Nutrients</w:t>
+        <w:t>25.21.4 Essential Inorganic Nutrients</w:t>
         <w:tab/>
       </w:r>
       <w:r>
-        <w:t>1</w:t>
+        <w:t>21</w:t>
       </w:r>
     </w:p>
     <w:p>
@@ -88,11 +95,11 @@
       </w:pPr>
       <w:r>
         <w:rPr/>
-        <w:t>25.1.5 Overview of Plant Nutrition</w:t>
+        <w:t>25.21.5 Overview of Plant Nutrition</w:t>
         <w:tab/>
       </w:r>
       <w:r>
-        <w:t>1</w:t>
+        <w:t>21</w:t>
       </w:r>
     </w:p>
     <w:p>
@@ -104,11 +111,11 @@
       </w:pPr>
       <w:r>
         <w:rPr/>
-        <w:t>25.1.6 Determination of Essential Nutrients</w:t>
+        <w:t>25.21.6 Determination of Essential Nutrients</w:t>
         <w:tab/>
       </w:r>
       <w:r>
-        <w:t>1</w:t>
+        <w:t>21</w:t>
       </w:r>
     </w:p>
     <w:p>
@@ -120,11 +127,11 @@
       </w:pPr>
       <w:r>
         <w:rPr/>
-        <w:t>25.1.7 Hydroponics</w:t>
+        <w:t>25.21.7 Hydroponics</w:t>
         <w:tab/>
       </w:r>
       <w:r>
-        <w:t>1</w:t>
+        <w:t>21</w:t>
       </w:r>
     </w:p>
     <w:p>
@@ -136,11 +143,11 @@
       </w:pPr>
       <w:r>
         <w:rPr/>
-        <w:t>25.1.8 Nutrient Deficiencies and Fertilizer</w:t>
+        <w:t>25.21.8 Nutrient Deficiencies and Fertilizer</w:t>
         <w:tab/>
       </w:r>
       <w:r>
-        <w:t>1</w:t>
+        <w:t>21</w:t>
       </w:r>
     </w:p>
     <w:p>
@@ -152,11 +159,11 @@
       </w:pPr>
       <w:r>
         <w:rPr/>
-        <w:t>25.1.9 Soil</w:t>
+        <w:t>25.21.9 Soil</w:t>
         <w:tab/>
       </w:r>
       <w:r>
-        <w:t>1</w:t>
+        <w:t>21</w:t>
       </w:r>
     </w:p>
     <w:p>
@@ -168,11 +175,11 @@
       </w:pPr>
       <w:r>
         <w:rPr/>
-        <w:t>25.1.10 Soil Particles</w:t>
+        <w:t>25.21.10 Soil Particles</w:t>
         <w:tab/>
       </w:r>
       <w:r>
-        <w:t>1</w:t>
+        <w:t>21</w:t>
       </w:r>
     </w:p>
     <w:p>
@@ -184,11 +191,11 @@
       </w:pPr>
       <w:r>
         <w:rPr/>
-        <w:t>25.1.11 Humus</w:t>
+        <w:t>25.21.11 Humus</w:t>
         <w:tab/>
       </w:r>
       <w:r>
-        <w:t>1</w:t>
+        <w:t>21</w:t>
       </w:r>
     </w:p>
     <w:p>
@@ -200,11 +207,11 @@
       </w:pPr>
       <w:r>
         <w:rPr/>
-        <w:t>25.1.12 Healthy Soil</w:t>
+        <w:t>25.21.12 Healthy Soil</w:t>
         <w:tab/>
       </w:r>
       <w:r>
-        <w:t>1</w:t>
+        <w:t>21</w:t>
       </w:r>
     </w:p>
     <w:p>
@@ -216,11 +223,11 @@
       </w:pPr>
       <w:r>
         <w:rPr/>
-        <w:t>25.1.13 Components of Healthy Soil</w:t>
+        <w:t>25.21.13 Components of Healthy Soil</w:t>
         <w:tab/>
       </w:r>
       <w:r>
-        <w:t>2</w:t>
+        <w:t>21</w:t>
       </w:r>
     </w:p>
     <w:p>
@@ -232,11 +239,11 @@
       </w:pPr>
       <w:r>
         <w:rPr/>
-        <w:t>25.1.14 Living Organisms</w:t>
+        <w:t>25.22.14 Living Organisms</w:t>
         <w:tab/>
       </w:r>
       <w:r>
-        <w:t>2</w:t>
+        <w:t>22</w:t>
       </w:r>
     </w:p>
     <w:p>
@@ -248,11 +255,11 @@
       </w:pPr>
       <w:r>
         <w:rPr/>
-        <w:t>25.1.15 Soil Profiles</w:t>
+        <w:t>25.22.15 Soil Profiles</w:t>
         <w:tab/>
       </w:r>
       <w:r>
-        <w:t>2</w:t>
+        <w:t>22</w:t>
       </w:r>
     </w:p>
     <w:p>
@@ -264,11 +271,11 @@
       </w:pPr>
       <w:r>
         <w:rPr/>
-        <w:t>25.1.16 Simplified Soil Profile</w:t>
+        <w:t>25.22.16 Simplified Soil Profile</w:t>
         <w:tab/>
       </w:r>
       <w:r>
-        <w:t>2</w:t>
+        <w:t>22</w:t>
       </w:r>
     </w:p>
     <w:p>
@@ -280,11 +287,11 @@
       </w:pPr>
       <w:r>
         <w:rPr/>
-        <w:t>25.1.17 Soil Erosion</w:t>
+        <w:t>25.22.17 Soil Erosion</w:t>
         <w:tab/>
       </w:r>
       <w:r>
-        <w:t>2</w:t>
+        <w:t>22</w:t>
       </w:r>
     </w:p>
     <w:p>
@@ -296,11 +303,11 @@
       </w:pPr>
       <w:r>
         <w:rPr/>
-        <w:t>25.1.18 Mitigation Strategies for Soil Erosion</w:t>
+        <w:t>25.22.18 Mitigation Strategies for Soil Erosion</w:t>
         <w:tab/>
       </w:r>
       <w:r>
-        <w:t>2</w:t>
+        <w:t>22</w:t>
       </w:r>
     </w:p>
     <w:p>
@@ -321,11 +328,11 @@
       </w:pPr>
       <w:r>
         <w:rPr/>
-        <w:t>25.2.19 Water and Mineral Uptake</w:t>
+        <w:t>25.22.19 Water and Mineral Uptake</w:t>
         <w:tab/>
       </w:r>
       <w:r>
-        <w:t>2</w:t>
+        <w:t>22</w:t>
       </w:r>
     </w:p>
     <w:p>
@@ -337,11 +344,11 @@
       </w:pPr>
       <w:r>
         <w:rPr/>
-        <w:t>25.2.20 Mineral Uptake</w:t>
+        <w:t>25.22.20 Mineral Uptake</w:t>
         <w:tab/>
       </w:r>
       <w:r>
-        <w:t>2</w:t>
+        <w:t>22</w:t>
       </w:r>
     </w:p>
     <w:p>
@@ -353,11 +360,11 @@
       </w:pPr>
       <w:r>
         <w:rPr/>
-        <w:t>25.2.21 Proton Pump</w:t>
+        <w:t>25.22.21 Proton Pump</w:t>
         <w:tab/>
       </w:r>
       <w:r>
-        <w:t>2</w:t>
+        <w:t>22</w:t>
       </w:r>
     </w:p>
     <w:p>
@@ -369,11 +376,11 @@
       </w:pPr>
       <w:r>
         <w:rPr/>
-        <w:t>25.2.22–23 Water and Mineral Uptake</w:t>
+        <w:t>25.22.22–23 Water and Mineral Uptake</w:t>
         <w:tab/>
       </w:r>
       <w:r>
-        <w:t>2</w:t>
+        <w:t>22</w:t>
       </w:r>
     </w:p>
     <w:p>
@@ -385,11 +392,11 @@
       </w:pPr>
       <w:r>
         <w:rPr/>
-        <w:t>25.2.24 Adaptations of Roots for Mineral Uptake</w:t>
+        <w:t>25.22.24 Adaptations of Roots for Mineral Uptake</w:t>
         <w:tab/>
       </w:r>
       <w:r>
-        <w:t>3</w:t>
+        <w:t>22</w:t>
       </w:r>
     </w:p>
     <w:p>
@@ -401,11 +408,11 @@
       </w:pPr>
       <w:r>
         <w:rPr/>
-        <w:t>25.2.25 Root Nodules</w:t>
+        <w:t>25.23.25 Root Nodules</w:t>
         <w:tab/>
       </w:r>
       <w:r>
-        <w:t>3</w:t>
+        <w:t>23</w:t>
       </w:r>
     </w:p>
     <w:p>
@@ -417,11 +424,11 @@
       </w:pPr>
       <w:r>
         <w:rPr/>
-        <w:t>25.2.26 Mycorrhizae</w:t>
+        <w:t>25.23.26 Mycorrhizae</w:t>
         <w:tab/>
       </w:r>
       <w:r>
-        <w:t>3</w:t>
+        <w:t>23</w:t>
       </w:r>
     </w:p>
     <w:p>
@@ -433,11 +440,11 @@
       </w:pPr>
       <w:r>
         <w:rPr/>
-        <w:t>25.2.27 Other Ways Plants Acquire Nutrients</w:t>
+        <w:t>25.23.27 Other Ways Plants Acquire Nutrients</w:t>
         <w:tab/>
       </w:r>
       <w:r>
-        <w:t>3</w:t>
+        <w:t>23</w:t>
       </w:r>
     </w:p>
     <w:p>
@@ -458,11 +465,11 @@
       </w:pPr>
       <w:r>
         <w:rPr/>
-        <w:t>25.3.28 Transport Mechanisms in Plants</w:t>
+        <w:t>25.23.28 Transport Mechanisms in Plants</w:t>
         <w:tab/>
       </w:r>
       <w:r>
-        <w:t>3</w:t>
+        <w:t>23</w:t>
       </w:r>
     </w:p>
     <w:p>
@@ -474,11 +481,11 @@
       </w:pPr>
       <w:r>
         <w:rPr/>
-        <w:t>25.3.29 Reviewing Xylem and Phloem Structure</w:t>
+        <w:t>25.23.29 Reviewing Xylem and Phloem Structure</w:t>
         <w:tab/>
       </w:r>
       <w:r>
-        <w:t>3</w:t>
+        <w:t>23</w:t>
       </w:r>
     </w:p>
     <w:p>
@@ -490,11 +497,11 @@
       </w:pPr>
       <w:r>
         <w:rPr/>
-        <w:t>25.3.30 Organization of Conducting Cells in Xylem and Phloem</w:t>
+        <w:t>25.23.30 Organization of Conducting Cells in Xylem and Phloem</w:t>
         <w:tab/>
       </w:r>
       <w:r>
-        <w:t>3</w:t>
+        <w:t>23</w:t>
       </w:r>
     </w:p>
     <w:p>
@@ -506,11 +513,11 @@
       </w:pPr>
       <w:r>
         <w:rPr/>
-        <w:t>25.3.31 The Role of Water Potential</w:t>
+        <w:t>25.23.31 The Role of Water Potential</w:t>
         <w:tab/>
       </w:r>
       <w:r>
-        <w:t>3</w:t>
+        <w:t>23</w:t>
       </w:r>
     </w:p>
     <w:p>
@@ -522,11 +529,11 @@
       </w:pPr>
       <w:r>
         <w:rPr/>
-        <w:t>25.3.32 Plant Transport and Water Potential</w:t>
+        <w:t>25.23.32 Plant Transport and Water Potential</w:t>
         <w:tab/>
       </w:r>
       <w:r>
-        <w:t>3</w:t>
+        <w:t>23</w:t>
       </w:r>
     </w:p>
     <w:p>
@@ -538,11 +545,11 @@
       </w:pPr>
       <w:r>
         <w:rPr/>
-        <w:t>25.3.33 The Concept of Water Potential</w:t>
+        <w:t>25.23.33 The Concept of Water Potential</w:t>
         <w:tab/>
       </w:r>
       <w:r>
-        <w:t>4</w:t>
+        <w:t>23</w:t>
       </w:r>
     </w:p>
     <w:p>
@@ -554,11 +561,11 @@
       </w:pPr>
       <w:r>
         <w:rPr/>
-        <w:t>25.3.34 Water Potential and Turgor Pressure</w:t>
+        <w:t>25.23.34 Water Potential and Turgor Pressure</w:t>
         <w:tab/>
       </w:r>
       <w:r>
-        <w:t>4</w:t>
+        <w:t>23</w:t>
       </w:r>
     </w:p>
     <w:p>
@@ -570,11 +577,11 @@
       </w:pPr>
       <w:r>
         <w:rPr/>
-        <w:t>25.3.35 Water Transport</w:t>
+        <w:t>25.23.35 Water Transport</w:t>
         <w:tab/>
       </w:r>
       <w:r>
-        <w:t>4</w:t>
+        <w:t>23</w:t>
       </w:r>
     </w:p>
     <w:p>
@@ -586,11 +593,11 @@
       </w:pPr>
       <w:r>
         <w:rPr/>
-        <w:t>25.3.36 Root Pressure and Guttation</w:t>
+        <w:t>25.24.36 Root Pressure and Guttation</w:t>
         <w:tab/>
       </w:r>
       <w:r>
-        <w:t>4</w:t>
+        <w:t>24</w:t>
       </w:r>
     </w:p>
     <w:p>
@@ -602,11 +609,11 @@
       </w:pPr>
       <w:r>
         <w:rPr/>
-        <w:t>25.3.37 Xylem Transport Cohesion-Tension Model</w:t>
+        <w:t>25.24.37 Xylem Transport Cohesion-Tension Model</w:t>
         <w:tab/>
       </w:r>
       <w:r>
-        <w:t>4</w:t>
+        <w:t>24</w:t>
       </w:r>
     </w:p>
     <w:p>
@@ -618,11 +625,11 @@
       </w:pPr>
       <w:r>
         <w:rPr/>
-        <w:t>25.3.38 Cohesion-Tension Model of Xylem Transport</w:t>
+        <w:t>25.24.38 Cohesion-Tension Model of Xylem Transport</w:t>
         <w:tab/>
       </w:r>
       <w:r>
-        <w:t>4</w:t>
+        <w:t>24</w:t>
       </w:r>
     </w:p>
     <w:p>
@@ -634,11 +641,11 @@
       </w:pPr>
       <w:r>
         <w:rPr/>
-        <w:t>25.3.39 Tension in Leaves, Stems, and Roots</w:t>
+        <w:t>25.24.39 Tension in Leaves, Stems, and Roots</w:t>
         <w:tab/>
       </w:r>
       <w:r>
-        <w:t>4</w:t>
+        <w:t>24</w:t>
       </w:r>
     </w:p>
     <w:p>
@@ -650,11 +657,11 @@
       </w:pPr>
       <w:r>
         <w:rPr/>
-        <w:t>25.3.40 Plant-Transpired Mist Rising from a Tropical Forest</w:t>
+        <w:t>25.24.40 Plant-Transpired Mist Rising from a Tropical Forest</w:t>
         <w:tab/>
       </w:r>
       <w:r>
-        <w:t>4</w:t>
+        <w:t>24</w:t>
       </w:r>
     </w:p>
     <w:p>
@@ -666,11 +673,11 @@
       </w:pPr>
       <w:r>
         <w:rPr/>
-        <w:t>25.3.41 Stomata Opening and Closing</w:t>
+        <w:t>25.24.41 Stomata Opening and Closing</w:t>
         <w:tab/>
       </w:r>
       <w:r>
-        <w:t>4</w:t>
+        <w:t>24</w:t>
       </w:r>
     </w:p>
     <w:p>
@@ -682,11 +689,11 @@
       </w:pPr>
       <w:r>
         <w:rPr/>
-        <w:t>25.3.42 Opening and Closing of Stomata</w:t>
+        <w:t>25.24.42 Opening and Closing of Stomata</w:t>
         <w:tab/>
       </w:r>
       <w:r>
-        <w:t>4</w:t>
+        <w:t>24</w:t>
       </w:r>
     </w:p>
     <w:p>
@@ -698,11 +705,11 @@
       </w:pPr>
       <w:r>
         <w:rPr/>
-        <w:t>25.3.43 Role of Phloem</w:t>
+        <w:t>25.24.43 Role of Phloem</w:t>
         <w:tab/>
       </w:r>
       <w:r>
-        <w:t>4</w:t>
+        <w:t>24</w:t>
       </w:r>
     </w:p>
     <w:p>
@@ -714,11 +721,11 @@
       </w:pPr>
       <w:r>
         <w:rPr/>
-        <w:t>25.3.44 The Movement of Phloem from Source to Sink</w:t>
+        <w:t>25.24.44 The Movement of Phloem from Source to Sink</w:t>
         <w:tab/>
       </w:r>
       <w:r>
-        <w:t>5</w:t>
+        <w:t>24</w:t>
       </w:r>
     </w:p>
     <w:p>
@@ -730,11 +737,11 @@
       </w:pPr>
       <w:r>
         <w:rPr/>
-        <w:t>25.3.45 Sucrose Loading Is Dependent on a H+ Ion Gradient</w:t>
+        <w:t>25.24.45 Sucrose Loading Is Dependent on a H+ Ion Gradient</w:t>
         <w:tab/>
       </w:r>
       <w:r>
-        <w:t>5</w:t>
+        <w:t>24</w:t>
       </w:r>
     </w:p>
     <w:p>
@@ -746,11 +753,11 @@
       </w:pPr>
       <w:r>
         <w:rPr/>
-        <w:t>25.3.46 Phloem Transport and Pressure-Flow Model</w:t>
+        <w:t>25.24.46 Phloem Transport and Pressure-Flow Model</w:t>
         <w:tab/>
       </w:r>
       <w:r>
-        <w:t>5</w:t>
+        <w:t>24</w:t>
       </w:r>
     </w:p>
     <w:p>
@@ -762,11 +769,11 @@
       </w:pPr>
       <w:r>
         <w:rPr/>
-        <w:t>25.3.47 Pressure-Flow Model of Phloem Transport</w:t>
+        <w:t>25.24.47 Pressure-Flow Model of Phloem Transport</w:t>
         <w:tab/>
       </w:r>
       <w:r>
-        <w:t>5</w:t>
+        <w:t>24</w:t>
       </w:r>
     </w:p>
     <w:p>
@@ -778,11 +785,11 @@
       </w:pPr>
       <w:r>
         <w:rPr/>
-        <w:t>25.3.48 Acquiring Phloem Sap</w:t>
+        <w:t>25.25.48 Acquiring Phloem Sap</w:t>
         <w:tab/>
       </w:r>
       <w:r>
-        <w:t>5</w:t>
+        <w:t>25</w:t>
       </w:r>
     </w:p>
     <w:p>
@@ -807,7 +814,7 @@
         <w:tab/>
       </w:r>
       <w:r>
-        <w:t>5</w:t>
+        <w:t>25</w:t>
       </w:r>
     </w:p>
     <w:p>
@@ -823,7 +830,7 @@
         <w:tab/>
       </w:r>
       <w:r>
-        <w:t>6</w:t>
+        <w:t>26</w:t>
       </w:r>
     </w:p>
     <w:p>
@@ -839,7 +846,7 @@
         <w:tab/>
       </w:r>
       <w:r>
-        <w:t>7</w:t>
+        <w:t>26</w:t>
       </w:r>
     </w:p>
     <w:p>
@@ -873,7 +880,7 @@
         <w:fldChar w:fldCharType="separate"/>
       </w:r>
       <w:r>
-        <w:t>1</w:t>
+        <w:t>13</w:t>
       </w:r>
       <w:r>
         <w:fldChar w:fldCharType="end"/>
@@ -901,7 +908,7 @@
         <w:fldChar w:fldCharType="separate"/>
       </w:r>
       <w:r>
-        <w:t>2</w:t>
+        <w:t>14</w:t>
       </w:r>
       <w:r>
         <w:fldChar w:fldCharType="end"/>
@@ -929,7 +936,7 @@
         <w:fldChar w:fldCharType="separate"/>
       </w:r>
       <w:r>
-        <w:t>3</w:t>
+        <w:t>15</w:t>
       </w:r>
       <w:r>
         <w:fldChar w:fldCharType="end"/>
@@ -939,14 +946,14 @@
       <w:pPr>
         <w:pStyle w:val="Lookupheading"/>
       </w:pPr>
-      <w:bookmarkStart w:id="1" w:name="lk25LkClues"/>
+      <w:bookmarkStart w:id="2" w:name="lk25LkClues"/>
       <w:r>
         <w:rPr>
           <w:rStyle w:val="Slidecode"/>
         </w:rPr>
         <w:t>Clue index: description → answer</w:t>
       </w:r>
-      <w:bookmarkEnd w:id="1"/>
+      <w:bookmarkEnd w:id="2"/>
     </w:p>
     <w:p>
       <w:pPr>
@@ -973,7 +980,7 @@
       </w:r>
       <w:r>
         <w:rPr/>
-        <w:t xml:space="preserve"> 25.1.3</w:t>
+        <w:t xml:space="preserve"> 25.21.3</w:t>
       </w:r>
     </w:p>
     <w:p>
@@ -992,7 +999,7 @@
       </w:r>
       <w:r>
         <w:rPr/>
-        <w:t xml:space="preserve"> 25.1.3</w:t>
+        <w:t xml:space="preserve"> 25.21.3</w:t>
       </w:r>
     </w:p>
     <w:p>
@@ -1011,7 +1018,7 @@
       </w:r>
       <w:r>
         <w:rPr/>
-        <w:t xml:space="preserve"> 25.1.3</w:t>
+        <w:t xml:space="preserve"> 25.21.3</w:t>
       </w:r>
     </w:p>
     <w:p>
@@ -1030,7 +1037,7 @@
       </w:r>
       <w:r>
         <w:rPr/>
-        <w:t xml:space="preserve"> 25.1.4</w:t>
+        <w:t xml:space="preserve"> 25.21.4</w:t>
       </w:r>
     </w:p>
     <w:p>
@@ -1049,7 +1056,7 @@
       </w:r>
       <w:r>
         <w:rPr/>
-        <w:t xml:space="preserve"> 25.1.4</w:t>
+        <w:t xml:space="preserve"> 25.21.4</w:t>
       </w:r>
     </w:p>
     <w:p>
@@ -1068,7 +1075,7 @@
       </w:r>
       <w:r>
         <w:rPr/>
-        <w:t xml:space="preserve"> 25.1.4</w:t>
+        <w:t xml:space="preserve"> 25.21.4</w:t>
       </w:r>
     </w:p>
     <w:p>
@@ -1087,7 +1094,7 @@
       </w:r>
       <w:r>
         <w:rPr/>
-        <w:t xml:space="preserve"> 25.1.6–7</w:t>
+        <w:t xml:space="preserve"> 25.21.6–7</w:t>
       </w:r>
     </w:p>
     <w:p>
@@ -1106,7 +1113,7 @@
       </w:r>
       <w:r>
         <w:rPr/>
-        <w:t xml:space="preserve"> 25.1.6, 25.1.8</w:t>
+        <w:t xml:space="preserve"> 25.21.6, 25.21.8</w:t>
       </w:r>
     </w:p>
     <w:p>
@@ -1125,7 +1132,7 @@
       </w:r>
       <w:r>
         <w:rPr/>
-        <w:t xml:space="preserve"> 25.1.8</w:t>
+        <w:t xml:space="preserve"> 25.21.8</w:t>
       </w:r>
     </w:p>
     <w:p>
@@ -1144,7 +1151,7 @@
       </w:r>
       <w:r>
         <w:rPr/>
-        <w:t xml:space="preserve"> 25.1.9</w:t>
+        <w:t xml:space="preserve"> 25.21.9</w:t>
       </w:r>
     </w:p>
     <w:p>
@@ -1163,7 +1170,7 @@
       </w:r>
       <w:r>
         <w:rPr/>
-        <w:t xml:space="preserve"> 25.1.10</w:t>
+        <w:t xml:space="preserve"> 25.21.10</w:t>
       </w:r>
     </w:p>
     <w:p>
@@ -1182,7 +1189,7 @@
       </w:r>
       <w:r>
         <w:rPr/>
-        <w:t xml:space="preserve"> 25.1.10</w:t>
+        <w:t xml:space="preserve"> 25.21.10</w:t>
       </w:r>
     </w:p>
     <w:p>
@@ -1201,7 +1208,7 @@
       </w:r>
       <w:r>
         <w:rPr/>
-        <w:t xml:space="preserve"> 25.1.10</w:t>
+        <w:t xml:space="preserve"> 25.21.10</w:t>
       </w:r>
     </w:p>
     <w:p>
@@ -1220,7 +1227,7 @@
       </w:r>
       <w:r>
         <w:rPr/>
-        <w:t xml:space="preserve"> 25.1.9, 25.1.11</w:t>
+        <w:t xml:space="preserve"> 25.21.9, 25.21.11</w:t>
       </w:r>
     </w:p>
     <w:p>
@@ -1239,7 +1246,7 @@
       </w:r>
       <w:r>
         <w:rPr/>
-        <w:t xml:space="preserve"> 25.1.12–13</w:t>
+        <w:t xml:space="preserve"> 25.21.12–13</w:t>
       </w:r>
     </w:p>
     <w:p>
@@ -1258,7 +1265,7 @@
       </w:r>
       <w:r>
         <w:rPr/>
-        <w:t xml:space="preserve"> 25.1.12</w:t>
+        <w:t xml:space="preserve"> 25.21.12</w:t>
       </w:r>
     </w:p>
     <w:p>
@@ -1277,7 +1284,7 @@
       </w:r>
       <w:r>
         <w:rPr/>
-        <w:t xml:space="preserve"> 25.1.15–16</w:t>
+        <w:t xml:space="preserve"> 25.22.15–16</w:t>
       </w:r>
     </w:p>
     <w:p>
@@ -1296,7 +1303,7 @@
       </w:r>
       <w:r>
         <w:rPr/>
-        <w:t xml:space="preserve"> 25.1.15–16</w:t>
+        <w:t xml:space="preserve"> 25.22.15–16</w:t>
       </w:r>
     </w:p>
     <w:p>
@@ -1315,7 +1322,7 @@
       </w:r>
       <w:r>
         <w:rPr/>
-        <w:t xml:space="preserve"> 25.1.15–16</w:t>
+        <w:t xml:space="preserve"> 25.22.15–16</w:t>
       </w:r>
     </w:p>
     <w:p>
@@ -1334,7 +1341,7 @@
       </w:r>
       <w:r>
         <w:rPr/>
-        <w:t xml:space="preserve"> 25.1.14</w:t>
+        <w:t xml:space="preserve"> 25.22.14</w:t>
       </w:r>
     </w:p>
     <w:p>
@@ -1353,7 +1360,7 @@
       </w:r>
       <w:r>
         <w:rPr/>
-        <w:t xml:space="preserve"> 25.1.17</w:t>
+        <w:t xml:space="preserve"> 25.22.17</w:t>
       </w:r>
     </w:p>
     <w:p>
@@ -1372,7 +1379,7 @@
       </w:r>
       <w:r>
         <w:rPr/>
-        <w:t xml:space="preserve"> 25.1.18</w:t>
+        <w:t xml:space="preserve"> 25.22.18</w:t>
       </w:r>
     </w:p>
     <w:p>
@@ -1400,7 +1407,7 @@
       </w:r>
       <w:r>
         <w:rPr/>
-        <w:t xml:space="preserve"> 25.2.23</w:t>
+        <w:t xml:space="preserve"> 25.22.23</w:t>
       </w:r>
     </w:p>
     <w:p>
@@ -1419,7 +1426,7 @@
       </w:r>
       <w:r>
         <w:rPr/>
-        <w:t xml:space="preserve"> 25.2.19, 25.2.23</w:t>
+        <w:t xml:space="preserve"> 25.22.19, 25.22.23</w:t>
       </w:r>
     </w:p>
     <w:p>
@@ -1438,7 +1445,7 @@
       </w:r>
       <w:r>
         <w:rPr/>
-        <w:t xml:space="preserve"> 25.2.20</w:t>
+        <w:t xml:space="preserve"> 25.22.20</w:t>
       </w:r>
     </w:p>
     <w:p>
@@ -1457,7 +1464,7 @@
       </w:r>
       <w:r>
         <w:rPr/>
-        <w:t xml:space="preserve"> 25.2.21, 25.2.23</w:t>
+        <w:t xml:space="preserve"> 25.22.21, 25.22.23</w:t>
       </w:r>
     </w:p>
     <w:p>
@@ -1476,7 +1483,7 @@
       </w:r>
       <w:r>
         <w:rPr/>
-        <w:t xml:space="preserve"> 25.2.23</w:t>
+        <w:t xml:space="preserve"> 25.22.23</w:t>
       </w:r>
     </w:p>
     <w:p>
@@ -1495,7 +1502,7 @@
       </w:r>
       <w:r>
         <w:rPr/>
-        <w:t xml:space="preserve"> 25.2.21, 25.2.23</w:t>
+        <w:t xml:space="preserve"> 25.22.21, 25.22.23</w:t>
       </w:r>
     </w:p>
     <w:p>
@@ -1514,7 +1521,7 @@
       </w:r>
       <w:r>
         <w:rPr/>
-        <w:t xml:space="preserve"> 25.2.21</w:t>
+        <w:t xml:space="preserve"> 25.22.21</w:t>
       </w:r>
     </w:p>
     <w:p>
@@ -1533,7 +1540,7 @@
       </w:r>
       <w:r>
         <w:rPr/>
-        <w:t xml:space="preserve"> 25.2.24</w:t>
+        <w:t xml:space="preserve"> 25.22.24</w:t>
       </w:r>
     </w:p>
     <w:p>
@@ -1552,7 +1559,7 @@
       </w:r>
       <w:r>
         <w:rPr/>
-        <w:t xml:space="preserve"> 25.2.24, 25.2.26</w:t>
+        <w:t xml:space="preserve"> 25.22.24, 25.23.26</w:t>
       </w:r>
     </w:p>
     <w:p>
@@ -1571,7 +1578,7 @@
       </w:r>
       <w:r>
         <w:rPr/>
-        <w:t xml:space="preserve"> 25.2.24, 25.2.27</w:t>
+        <w:t xml:space="preserve"> 25.22.24, 25.23.27</w:t>
       </w:r>
     </w:p>
     <w:p>
@@ -1590,7 +1597,7 @@
       </w:r>
       <w:r>
         <w:rPr/>
-        <w:t xml:space="preserve"> 25.2.24, 25.2.27</w:t>
+        <w:t xml:space="preserve"> 25.22.24, 25.23.27</w:t>
       </w:r>
     </w:p>
     <w:p>
@@ -1618,7 +1625,7 @@
       </w:r>
       <w:r>
         <w:rPr/>
-        <w:t xml:space="preserve"> 25.3.31</w:t>
+        <w:t xml:space="preserve"> 25.23.31</w:t>
       </w:r>
     </w:p>
     <w:p>
@@ -1637,7 +1644,7 @@
       </w:r>
       <w:r>
         <w:rPr/>
-        <w:t xml:space="preserve"> 25.3.33</w:t>
+        <w:t xml:space="preserve"> 25.23.33</w:t>
       </w:r>
     </w:p>
     <w:p>
@@ -1656,7 +1663,7 @@
       </w:r>
       <w:r>
         <w:rPr/>
-        <w:t xml:space="preserve"> 25.3.33</w:t>
+        <w:t xml:space="preserve"> 25.23.33</w:t>
       </w:r>
     </w:p>
     <w:p>
@@ -1675,7 +1682,7 @@
       </w:r>
       <w:r>
         <w:rPr/>
-        <w:t xml:space="preserve"> 25.3.33–34</w:t>
+        <w:t xml:space="preserve"> 25.23.33–34</w:t>
       </w:r>
     </w:p>
     <w:p>
@@ -1694,7 +1701,7 @@
       </w:r>
       <w:r>
         <w:rPr/>
-        <w:t xml:space="preserve"> 25.3.34</w:t>
+        <w:t xml:space="preserve"> 25.23.34</w:t>
       </w:r>
     </w:p>
     <w:p>
@@ -1713,7 +1720,7 @@
       </w:r>
       <w:r>
         <w:rPr/>
-        <w:t xml:space="preserve"> 25.3.35</w:t>
+        <w:t xml:space="preserve"> 25.23.35</w:t>
       </w:r>
     </w:p>
     <w:p>
@@ -1732,7 +1739,7 @@
       </w:r>
       <w:r>
         <w:rPr/>
-        <w:t xml:space="preserve"> 25.3.35–36</w:t>
+        <w:t xml:space="preserve"> 25.23.35–25.24.36</w:t>
       </w:r>
     </w:p>
     <w:p>
@@ -1751,7 +1758,7 @@
       </w:r>
       <w:r>
         <w:rPr/>
-        <w:t xml:space="preserve"> 25.3.37, 25.3.39</w:t>
+        <w:t xml:space="preserve"> 25.24.37, 25.24.39</w:t>
       </w:r>
     </w:p>
     <w:p>
@@ -1770,7 +1777,7 @@
       </w:r>
       <w:r>
         <w:rPr/>
-        <w:t xml:space="preserve"> 25.3.37</w:t>
+        <w:t xml:space="preserve"> 25.24.37</w:t>
       </w:r>
     </w:p>
     <w:p>
@@ -1789,7 +1796,7 @@
       </w:r>
       <w:r>
         <w:rPr/>
-        <w:t xml:space="preserve"> 25.3.37</w:t>
+        <w:t xml:space="preserve"> 25.24.37</w:t>
       </w:r>
     </w:p>
     <w:p>
@@ -1808,7 +1815,7 @@
       </w:r>
       <w:r>
         <w:rPr/>
-        <w:t xml:space="preserve"> 25.3.37–38</w:t>
+        <w:t xml:space="preserve"> 25.24.37–38</w:t>
       </w:r>
     </w:p>
     <w:p>
@@ -1827,7 +1834,7 @@
       </w:r>
       <w:r>
         <w:rPr/>
-        <w:t xml:space="preserve"> 25.3.41–42</w:t>
+        <w:t xml:space="preserve"> 25.24.41–42</w:t>
       </w:r>
     </w:p>
     <w:p>
@@ -1846,7 +1853,7 @@
       </w:r>
       <w:r>
         <w:rPr/>
-        <w:t xml:space="preserve"> 25.3.41</w:t>
+        <w:t xml:space="preserve"> 25.24.41</w:t>
       </w:r>
     </w:p>
     <w:p>
@@ -1865,7 +1872,7 @@
       </w:r>
       <w:r>
         <w:rPr/>
-        <w:t xml:space="preserve"> 25.3.43–44</w:t>
+        <w:t xml:space="preserve"> 25.24.43–44</w:t>
       </w:r>
     </w:p>
     <w:p>
@@ -1884,7 +1891,7 @@
       </w:r>
       <w:r>
         <w:rPr/>
-        <w:t xml:space="preserve"> 25.3.43</w:t>
+        <w:t xml:space="preserve"> 25.24.43</w:t>
       </w:r>
     </w:p>
     <w:p>
@@ -1903,7 +1910,7 @@
       </w:r>
       <w:r>
         <w:rPr/>
-        <w:t xml:space="preserve"> 25.3.43, 25.3.48</w:t>
+        <w:t xml:space="preserve"> 25.24.43, 25.25.48</w:t>
       </w:r>
     </w:p>
     <w:p>
@@ -1922,21 +1929,21 @@
       </w:r>
       <w:r>
         <w:rPr/>
-        <w:t xml:space="preserve"> 25.3.46–47</w:t>
+        <w:t xml:space="preserve"> 25.24.46–47</w:t>
       </w:r>
     </w:p>
     <w:p>
       <w:pPr>
         <w:pStyle w:val="Lookupheading"/>
       </w:pPr>
-      <w:bookmarkStart w:id="2" w:name="lk25LkGloss"/>
+      <w:bookmarkStart w:id="3" w:name="lk25LkGloss"/>
       <w:r>
         <w:rPr>
           <w:rStyle w:val="Slidecode"/>
         </w:rPr>
         <w:t>Glossary: key terms</w:t>
       </w:r>
-      <w:bookmarkEnd w:id="2"/>
+      <w:bookmarkEnd w:id="3"/>
     </w:p>
     <w:p>
       <w:pPr>
@@ -1950,7 +1957,7 @@
       </w:r>
       <w:r>
         <w:rPr/>
-        <w:t>: hormone that can cause stomata to close 25.3.41</w:t>
+        <w:t>: hormone that can cause stomata to close 25.24.41</w:t>
       </w:r>
     </w:p>
     <w:p>
@@ -1965,7 +1972,7 @@
       </w:r>
       <w:r>
         <w:rPr/>
-        <w:t>: an aphid's needle-like mouthpart; inserted into the stem, it lets phloem sap be collected 25.3.48</w:t>
+        <w:t>: an aphid's needle-like mouthpart; inserted into the stem, it lets phloem sap be collected 25.25.48</w:t>
       </w:r>
     </w:p>
     <w:p>
@@ -1980,7 +1987,7 @@
       </w:r>
       <w:r>
         <w:rPr/>
-        <w:t>: binds a substance and moves it across the membrane / forms a channel for an ion (textbook) 25.2.21</w:t>
+        <w:t>: binds a substance and moves it across the membrane / forms a channel for an ion (textbook) 25.22.21</w:t>
       </w:r>
     </w:p>
     <w:p>
@@ -1995,7 +2002,7 @@
       </w:r>
       <w:r>
         <w:rPr/>
-        <w:t>: band in the endodermis that forces water and minerals into the endodermal cells and stops minerals flowing back 25.2.19</w:t>
+        <w:t>: band in the endodermis that forces water and minerals into the endodermal cells and stops minerals flowing back 25.22.19</w:t>
       </w:r>
     </w:p>
     <w:p>
@@ -2010,7 +2017,7 @@
       </w:r>
       <w:r>
         <w:rPr/>
-        <w:t>: H+ and other positive ions trade places with positive minerals bound to clay and humus, so roots can take them up 25.1.12</w:t>
+        <w:t>: H+ and other positive ions trade places with positive minerals bound to clay and humus, so roots can take them up 25.21.12</w:t>
       </w:r>
     </w:p>
     <w:p>
@@ -2025,7 +2032,7 @@
       </w:r>
       <w:r>
         <w:rPr/>
-        <w:t>: how many negative sites a soil has to bind cations; lower in sandy soil 25.1.12</w:t>
+        <w:t>: how many negative sites a soil has to bind cations; lower in sandy soil 25.21.12</w:t>
       </w:r>
     </w:p>
     <w:p>
@@ -2040,7 +2047,7 @@
       </w:r>
       <w:r>
         <w:rPr/>
-        <w:t>: a cell using an electrochemical gradient to do work; here, taking up mineral ions 25.2.21</w:t>
+        <w:t>: a cell using an electrochemical gradient to do work; here, taking up mineral ions 25.22.21</w:t>
       </w:r>
     </w:p>
     <w:p>
@@ -2055,7 +2062,7 @@
       </w:r>
       <w:r>
         <w:rPr/>
-        <w:t>: two substances crossing a membrane together through one carrier, e.g. sucrose with H+ (textbook) 25.3.45</w:t>
+        <w:t>: two substances crossing a membrane together through one carrier, e.g. sucrose with H+ (textbook) 25.24.45</w:t>
       </w:r>
     </w:p>
     <w:p>
@@ -2070,7 +2077,7 @@
       </w:r>
       <w:r>
         <w:rPr/>
-        <w:t>: water molecules clinging together / polar water molecules interacting with the vessel walls 25.3.37</w:t>
+        <w:t>: water molecules clinging together / polar water molecules interacting with the vessel walls 25.24.37</w:t>
       </w:r>
     </w:p>
     <w:p>
@@ -2085,7 +2092,7 @@
       </w:r>
       <w:r>
         <w:rPr/>
-        <w:t>: transpiration pulls a continuous water column up the xylem; transport is passive 25.3.37</w:t>
+        <w:t>: transpiration pulls a continuous water column up the xylem; transport is passive 25.24.37</w:t>
       </w:r>
     </w:p>
     <w:p>
@@ -2100,7 +2107,7 @@
       </w:r>
       <w:r>
         <w:rPr/>
-        <w:t>: wraps around a host plant and pushes root-like haustoria into its xylem and phloem (textbook) 25.2.27</w:t>
+        <w:t>: wraps around a host plant and pushes root-like haustoria into its xylem and phloem (textbook) 25.23.27</w:t>
       </w:r>
     </w:p>
     <w:p>
@@ -2115,7 +2122,7 @@
       </w:r>
       <w:r>
         <w:rPr/>
-        <w:t>: a difference in charge and concentration (here of H+) across a membrane that can drive ions across (textbook) 25.2.21</w:t>
+        <w:t>: a difference in charge and concentration (here of H+) across a membrane that can drive ions across (textbook) 25.22.21</w:t>
       </w:r>
     </w:p>
     <w:p>
@@ -2130,7 +2137,7 @@
       </w:r>
       <w:r>
         <w:rPr/>
-        <w:t>: water or wind carrying soil away to a new location 25.1.17</w:t>
+        <w:t>: water or wind carrying soil away to a new location 25.22.17</w:t>
       </w:r>
     </w:p>
     <w:p>
@@ -2145,7 +2152,7 @@
       </w:r>
       <w:r>
         <w:rPr/>
-        <w:t>: has an identifiable role, can't be replaced by another nutrient, and its deficiency kills the plant 25.1.4</w:t>
+        <w:t>: has an identifiable role, can't be replaced by another nutrient, and its deficiency kills the plant 25.21.4</w:t>
       </w:r>
     </w:p>
     <w:p>
@@ -2160,7 +2167,7 @@
       </w:r>
       <w:r>
         <w:rPr/>
-        <w:t>: removing a ring of bark below the leaves: sugar piles up above the cut, showing phloem carries sugar 25.3.43</w:t>
+        <w:t>: removing a ring of bark below the leaves: sugar piles up above the cut, showing phloem carries sugar 25.24.43</w:t>
       </w:r>
     </w:p>
     <w:p>
@@ -2175,7 +2182,7 @@
       </w:r>
       <w:r>
         <w:rPr/>
-        <w:t>: border each stoma; K+ moving in draws water in, turgor rises and the stoma opens 25.3.41</w:t>
+        <w:t>: border each stoma; K+ moving in draws water in, turgor rises and the stoma opens 25.24.41</w:t>
       </w:r>
     </w:p>
     <w:p>
@@ -2190,7 +2197,7 @@
       </w:r>
       <w:r>
         <w:rPr/>
-        <w:t>: water forced out of vein endings along leaf edges; root pressure may cause it 25.3.35</w:t>
+        <w:t>: water forced out of vein endings along leaf edges; root pressure may cause it 25.23.35</w:t>
       </w:r>
     </w:p>
     <w:p>
@@ -2205,7 +2212,7 @@
       </w:r>
       <w:r>
         <w:rPr/>
-        <w:t>: decaying organic material; decreases runoff, prevents leaching, holds positive minerals 25.1.9</w:t>
+        <w:t>: decaying organic material; decreases runoff, prevents leaching, holds positive minerals 25.21.9</w:t>
       </w:r>
     </w:p>
     <w:p>
@@ -2220,7 +2227,7 @@
       </w:r>
       <w:r>
         <w:rPr/>
-        <w:t>: growing plants in a liquid nutrient medium; leaving one nutrient out tests whether it's essential 25.1.6</w:t>
+        <w:t>: growing plants in a liquid nutrient medium; leaving one nutrient out tests whether it's essential 25.21.6</w:t>
       </w:r>
     </w:p>
     <w:p>
@@ -2235,7 +2242,7 @@
       </w:r>
       <w:r>
         <w:rPr/>
-        <w:t>: minerals washed down out of the topsoil by water (textbook) 25.1.11</w:t>
+        <w:t>: minerals washed down out of the topsoil by water (textbook) 25.21.11</w:t>
       </w:r>
     </w:p>
     <w:p>
@@ -2250,7 +2257,7 @@
       </w:r>
       <w:r>
         <w:rPr/>
-        <w:t>: essential nutrients at higher concentrations in plant tissue (C, H, O, N, P, K, S, Ca, Mg) / at lower ones (Fe, B, Mn, Cu, Zn, Cl, Mo) 25.1.4</w:t>
+        <w:t>: essential nutrients at higher concentrations in plant tissue (C, H, O, N, P, K, S, Ca, Mg) / at lower ones (Fe, B, Mn, Cu, Zn, Cl, Mo) 25.21.4</w:t>
       </w:r>
     </w:p>
     <w:p>
@@ -2265,7 +2272,7 @@
       </w:r>
       <w:r>
         <w:rPr/>
-        <w:t>: a liquid moving as a whole, pushed from high to low pressure (textbook) 25.3.47</w:t>
+        <w:t>: a liquid moving as a whole, pushed from high to low pressure (textbook) 25.24.47</w:t>
       </w:r>
     </w:p>
     <w:p>
@@ -2280,7 +2287,7 @@
       </w:r>
       <w:r>
         <w:rPr/>
-        <w:t>: inorganic substance usually containing two or more elements 25.1.3</w:t>
+        <w:t>: inorganic substance usually containing two or more elements 25.21.3</w:t>
       </w:r>
     </w:p>
     <w:p>
@@ -2295,7 +2302,7 @@
       </w:r>
       <w:r>
         <w:rPr/>
-        <w:t>: a relationship in which both species benefit (textbook) 25.2.24</w:t>
+        <w:t>: a relationship in which both species benefit (textbook) 25.22.24</w:t>
       </w:r>
     </w:p>
     <w:p>
@@ -2310,7 +2317,7 @@
       </w:r>
       <w:r>
         <w:rPr/>
-        <w:t>: fungus–root partnership: the fungus adds surface area for water and mineral uptake; the root gives it sugars and amino acids 25.2.24</w:t>
+        <w:t>: fungus–root partnership: the fungus adds surface area for water and mineral uptake; the root gives it sugars and amino acids 25.22.24</w:t>
       </w:r>
     </w:p>
     <w:p>
@@ -2325,7 +2332,7 @@
       </w:r>
       <w:r>
         <w:rPr/>
-        <w:t>: bacteria turning nitrogen gas from the air into a form plants can use (textbook) 25.2.24</w:t>
+        <w:t>: bacteria turning nitrogen gas from the air into a form plants can use (textbook) 25.22.24</w:t>
       </w:r>
     </w:p>
     <w:p>
@@ -2340,7 +2347,7 @@
       </w:r>
       <w:r>
         <w:rPr/>
-        <w:t>: percent by weight of nitrogen, phosphorus and potassium in a fertilizer 25.1.6</w:t>
+        <w:t>: percent by weight of nitrogen, phosphorus and potassium in a fertilizer 25.21.6</w:t>
       </w:r>
     </w:p>
     <w:p>
@@ -2355,7 +2362,7 @@
       </w:r>
       <w:r>
         <w:rPr/>
-        <w:t>: effect of solutes on water potential: the fewer solutes, the higher the water potential 25.3.33</w:t>
+        <w:t>: effect of solutes on water potential: the fewer solutes, the higher the water potential 25.23.33</w:t>
       </w:r>
     </w:p>
     <w:p>
@@ -2370,7 +2377,7 @@
       </w:r>
       <w:r>
         <w:rPr/>
-        <w:t>: channels through cell walls connecting neighboring cells' cytoplasm (textbook) 25.2.19</w:t>
+        <w:t>: channels through cell walls connecting neighboring cells' cytoplasm (textbook) 25.22.19</w:t>
       </w:r>
     </w:p>
     <w:p>
@@ -2385,7 +2392,7 @@
       </w:r>
       <w:r>
         <w:rPr/>
-        <w:t>: effect of pressure on water potential: the higher the pressure, the higher the water potential / pressure potential that increases due to osmosis 25.3.33</w:t>
+        <w:t>: effect of pressure on water potential: the higher the pressure, the higher the water potential / pressure potential that increases due to osmosis 25.23.33</w:t>
       </w:r>
     </w:p>
     <w:p>
@@ -2400,7 +2407,7 @@
       </w:r>
       <w:r>
         <w:rPr/>
-        <w:t>: sucrose is actively loaded at the source, water follows by osmosis, and the pressure pushes sap to the sink 25.3.46</w:t>
+        <w:t>: sucrose is actively loaded at the source, water follows by osmosis, and the pressure pushes sap to the sink 25.24.46</w:t>
       </w:r>
     </w:p>
     <w:p>
@@ -2415,7 +2422,7 @@
       </w:r>
       <w:r>
         <w:rPr/>
-        <w:t>: membrane protein that uses ATP to pump H+ out of the cell 25.2.21</w:t>
+        <w:t>: membrane protein that uses ATP to pump H+ out of the cell 25.22.21</w:t>
       </w:r>
     </w:p>
     <w:p>
@@ -2430,7 +2437,7 @@
       </w:r>
       <w:r>
         <w:rPr/>
-        <w:t>: nitrogen-fixing bacteria / the root swellings they live in; the plant gives them carbohydrates 25.2.24</w:t>
+        <w:t>: nitrogen-fixing bacteria / the root swellings they live in; the plant gives them carbohydrates 25.22.24</w:t>
       </w:r>
     </w:p>
     <w:p>
@@ -2445,7 +2452,7 @@
       </w:r>
       <w:r>
         <w:rPr/>
-        <w:t>: positive pressure from water entering the roots; it pushes xylem sap upward 25.3.35</w:t>
+        <w:t>: positive pressure from water entering the roots; it pushes xylem sap upward 25.23.35</w:t>
       </w:r>
     </w:p>
     <w:p>
@@ -2460,7 +2467,7 @@
       </w:r>
       <w:r>
         <w:rPr/>
-        <w:t>: largest particles, water drains / medium / smallest, small spaces fill with water / mix: sand's aeration + silt's and clay's mineral retention 25.1.10</w:t>
+        <w:t>: largest particles, water drains / medium / smallest, small spaces fill with water / mix: sand's aeration + silt's and clay's mineral retention 25.21.10</w:t>
       </w:r>
     </w:p>
     <w:p>
@@ -2475,7 +2482,7 @@
       </w:r>
       <w:r>
         <w:rPr/>
-        <w:t>: phloem's conducting cells / cells that provide them proteins / their end walls, with plasmodesmata through them 25.3.28</w:t>
+        <w:t>: phloem's conducting cells / cells that provide them proteins / their end walls, with plasmodesmata through them 25.23.28</w:t>
       </w:r>
     </w:p>
     <w:p>
@@ -2490,7 +2497,7 @@
       </w:r>
       <w:r>
         <w:rPr/>
-        <w:t>: mineral particles, decaying organic material, living organisms, air and water 25.1.9</w:t>
+        <w:t>: mineral particles, decaying organic material, living organisms, air and water 25.21.9</w:t>
       </w:r>
     </w:p>
     <w:p>
@@ -2505,7 +2512,7 @@
       </w:r>
       <w:r>
         <w:rPr/>
-        <w:t>: vertical section from the surface down to rock / its layers: A topsoil (most humus), B subsoil (leached minerals), C parent material (weathered rock) 25.1.15</w:t>
+        <w:t>: vertical section from the surface down to rock / its layers: A topsoil (most humus), B subsoil (leached minerals), C parent material (weathered rock) 25.22.15</w:t>
       </w:r>
     </w:p>
     <w:p>
@@ -2520,7 +2527,7 @@
       </w:r>
       <w:r>
         <w:rPr/>
-        <w:t>: where sugar comes from (older leaves) / where it's unloaded (roots, young leaves) 25.3.43</w:t>
+        <w:t>: where sugar comes from (older leaves) / where it's unloaded (roots, young leaves) 25.24.43</w:t>
       </w:r>
     </w:p>
     <w:p>
@@ -2535,7 +2542,7 @@
       </w:r>
       <w:r>
         <w:rPr/>
-        <w:t>: traps prey with sticky hairs whose tips release digestive enzymes 25.2.27</w:t>
+        <w:t>: traps prey with sticky hairs whose tips release digestive enzymes 25.23.27</w:t>
       </w:r>
     </w:p>
     <w:p>
@@ -2550,7 +2557,7 @@
       </w:r>
       <w:r>
         <w:rPr/>
-        <w:t>: the pull that transpiration exerts on the water column in the xylem, thanks to cohesion 25.3.39</w:t>
+        <w:t>: the pull that transpiration exerts on the water column in the xylem, thanks to cohesion 25.24.39</w:t>
       </w:r>
     </w:p>
     <w:p>
@@ -2565,7 +2572,7 @@
       </w:r>
       <w:r>
         <w:rPr/>
-        <w:t>: xylem's conducting cells: water passes between tracheids through pits; vessel elements, separated by perforation plates, form an open pipeline 25.3.35</w:t>
+        <w:t>: xylem's conducting cells: water passes between tracheids through pits; vessel elements, separated by perforation plates, form an open pipeline 25.23.35</w:t>
       </w:r>
     </w:p>
     <w:p>
@@ -2580,7 +2587,7 @@
       </w:r>
       <w:r>
         <w:rPr/>
-        <w:t>: water loss from leaves through stomata 25.3.39</w:t>
+        <w:t>: water loss from leaves through stomata 25.24.39</w:t>
       </w:r>
     </w:p>
     <w:p>
@@ -2595,7 +2602,7 @@
       </w:r>
       <w:r>
         <w:rPr/>
-        <w:t>: the energy of water; water moves passively from higher to lower water potential 25.3.31</w:t>
+        <w:t>: the energy of water; water moves passively from higher to lower water potential 25.23.31</w:t>
       </w:r>
     </w:p>
     <w:p>
@@ -2610,7 +2617,7 @@
       </w:r>
       <w:r>
         <w:rPr/>
-        <w:t>: breakdown of rock that begins soil formation: mechanical (wind, rain, ice) or chemical (acid rain, lichens, mosses) 25.1.9</w:t>
+        <w:t>: breakdown of rock that begins soil formation: mechanical (wind, rain, ice) or chemical (acid rain, lichens, mosses) 25.21.9</w:t>
       </w:r>
     </w:p>
     <w:p>
@@ -2625,21 +2632,21 @@
       </w:r>
       <w:r>
         <w:rPr/>
-        <w:t>: cells have lost water and the plant droops / cells are full of water and firm 25.3.34</w:t>
+        <w:t>: cells have lost water and the plant droops / cells are full of water and firm 25.23.34</w:t>
       </w:r>
     </w:p>
     <w:p>
       <w:pPr>
         <w:pStyle w:val="Lookupheading"/>
       </w:pPr>
-      <w:bookmarkStart w:id="3" w:name="lk25LkIndex"/>
+      <w:bookmarkStart w:id="4" w:name="lk25LkIndex"/>
       <w:r>
         <w:rPr>
           <w:rStyle w:val="Slidecode"/>
         </w:rPr>
         <w:t>Term index</w:t>
       </w:r>
-      <w:bookmarkEnd w:id="3"/>
+      <w:bookmarkEnd w:id="4"/>
     </w:p>
     <w:p>
       <w:pPr>
@@ -2653,7 +2660,7 @@
       </w:r>
       <w:r>
         <w:rPr/>
-        <w:t xml:space="preserve"> (hormone) 25.3.41 (closes stomata)</w:t>
+        <w:t xml:space="preserve"> (hormone) 25.24.41 (closes stomata)</w:t>
       </w:r>
     </w:p>
     <w:p>
@@ -2668,7 +2675,7 @@
       </w:r>
       <w:r>
         <w:rPr/>
-        <w:t xml:space="preserve"> 25.3.37 (def.)</w:t>
+        <w:t xml:space="preserve"> 25.24.37 (def.)</w:t>
       </w:r>
     </w:p>
     <w:p>
@@ -2698,7 +2705,7 @@
       </w:r>
       <w:r>
         <w:rPr/>
-        <w:t xml:space="preserve"> 25.3.43 (phloem sap), 25.3.48 (stylet)</w:t>
+        <w:t xml:space="preserve"> 25.24.43 (phloem sap), 25.25.48 (stylet)</w:t>
       </w:r>
     </w:p>
     <w:p>
@@ -2713,7 +2720,7 @@
       </w:r>
       <w:r>
         <w:rPr/>
-        <w:t xml:space="preserve"> 25.2.27 (sticky hairs), 25.2.24 (mineral uptake)</w:t>
+        <w:t xml:space="preserve"> 25.23.27 (sticky hairs), 25.22.24 (mineral uptake)</w:t>
       </w:r>
     </w:p>
     <w:p>
@@ -2728,7 +2735,7 @@
       </w:r>
       <w:r>
         <w:rPr/>
-        <w:t xml:space="preserve"> 25.2.21 (mineral ions)</w:t>
+        <w:t xml:space="preserve"> 25.22.21 (mineral ions)</w:t>
       </w:r>
     </w:p>
     <w:p>
@@ -2743,7 +2750,7 @@
       </w:r>
       <w:r>
         <w:rPr/>
-        <w:t xml:space="preserve"> 25.2.19 (forces water into cells), 25.2.23 (two pathways)</w:t>
+        <w:t xml:space="preserve"> 25.22.19 (forces water into cells), 25.22.23 (two pathways)</w:t>
       </w:r>
     </w:p>
     <w:p>
@@ -2758,7 +2765,7 @@
       </w:r>
       <w:r>
         <w:rPr/>
-        <w:t xml:space="preserve"> 25.1.12 (def.)</w:t>
+        <w:t xml:space="preserve"> 25.21.12 (def.)</w:t>
       </w:r>
     </w:p>
     <w:p>
@@ -2803,7 +2810,7 @@
       </w:r>
       <w:r>
         <w:rPr/>
-        <w:t xml:space="preserve"> 25.2.21 (def.)</w:t>
+        <w:t xml:space="preserve"> 25.22.21 (def.)</w:t>
       </w:r>
     </w:p>
     <w:p>
@@ -2833,7 +2840,7 @@
       </w:r>
       <w:r>
         <w:rPr/>
-        <w:t xml:space="preserve"> 25.3.45 (sucrose, H+)</w:t>
+        <w:t xml:space="preserve"> 25.24.45 (sucrose, H+)</w:t>
       </w:r>
     </w:p>
     <w:p>
@@ -2848,7 +2855,7 @@
       </w:r>
       <w:r>
         <w:rPr/>
-        <w:t xml:space="preserve"> 25.3.37 (def.)</w:t>
+        <w:t xml:space="preserve"> 25.24.37 (def.)</w:t>
       </w:r>
     </w:p>
     <w:p>
@@ -2863,7 +2870,7 @@
       </w:r>
       <w:r>
         <w:rPr/>
-        <w:t xml:space="preserve"> 25.3.37 (def.)</w:t>
+        <w:t xml:space="preserve"> 25.24.37 (def.)</w:t>
       </w:r>
     </w:p>
     <w:p>
@@ -2878,7 +2885,7 @@
       </w:r>
       <w:r>
         <w:rPr/>
-        <w:t xml:space="preserve"> 25.3.28 (def.)</w:t>
+        <w:t xml:space="preserve"> 25.23.28 (def.)</w:t>
       </w:r>
     </w:p>
     <w:p>
@@ -2893,7 +2900,7 @@
       </w:r>
       <w:r>
         <w:rPr/>
-        <w:t xml:space="preserve"> 25.1.18 (less erosion)</w:t>
+        <w:t xml:space="preserve"> 25.22.18 (less erosion)</w:t>
       </w:r>
     </w:p>
     <w:p>
@@ -2923,7 +2930,7 @@
       </w:r>
       <w:r>
         <w:rPr/>
-        <w:t xml:space="preserve"> 25.1.14 (aerate soil)</w:t>
+        <w:t xml:space="preserve"> 25.22.14 (aerate soil)</w:t>
       </w:r>
     </w:p>
     <w:p>
@@ -2938,7 +2945,7 @@
       </w:r>
       <w:r>
         <w:rPr/>
-        <w:t xml:space="preserve"> 25.2.21 (def.)</w:t>
+        <w:t xml:space="preserve"> 25.22.21 (def.)</w:t>
       </w:r>
     </w:p>
     <w:p>
@@ -2953,7 +2960,7 @@
       </w:r>
       <w:r>
         <w:rPr/>
-        <w:t xml:space="preserve"> 25.1.17 (def.)</w:t>
+        <w:t xml:space="preserve"> 25.22.17 (def.)</w:t>
       </w:r>
     </w:p>
     <w:p>
@@ -2968,7 +2975,7 @@
       </w:r>
       <w:r>
         <w:rPr/>
-        <w:t xml:space="preserve"> 25.1.4 (def.)</w:t>
+        <w:t xml:space="preserve"> 25.21.4 (def.)</w:t>
       </w:r>
     </w:p>
     <w:p>
@@ -2983,7 +2990,7 @@
       </w:r>
       <w:r>
         <w:rPr/>
-        <w:t xml:space="preserve"> 25.1.6 (def.)</w:t>
+        <w:t xml:space="preserve"> 25.21.6 (def.)</w:t>
       </w:r>
     </w:p>
     <w:p>
@@ -2998,7 +3005,7 @@
       </w:r>
       <w:r>
         <w:rPr/>
-        <w:t xml:space="preserve"> 25.3.43 (sugar piles up)</w:t>
+        <w:t xml:space="preserve"> 25.24.43 (sugar piles up)</w:t>
       </w:r>
     </w:p>
     <w:p>
@@ -3013,7 +3020,7 @@
       </w:r>
       <w:r>
         <w:rPr/>
-        <w:t xml:space="preserve"> 25.3.41 (def.)</w:t>
+        <w:t xml:space="preserve"> 25.24.41 (def.)</w:t>
       </w:r>
     </w:p>
     <w:p>
@@ -3028,7 +3035,7 @@
       </w:r>
       <w:r>
         <w:rPr/>
-        <w:t xml:space="preserve"> 25.3.35 (def.)</w:t>
+        <w:t xml:space="preserve"> 25.23.35 (def.)</w:t>
       </w:r>
     </w:p>
     <w:p>
@@ -3058,7 +3065,7 @@
       </w:r>
       <w:r>
         <w:rPr/>
-        <w:t xml:space="preserve"> 25.1.9 (def.), 25.1.12 (binds minerals), 25.1.16 (topsoil)</w:t>
+        <w:t xml:space="preserve"> 25.21.9 (def.), 25.21.12 (binds minerals), 25.22.16 (topsoil)</w:t>
       </w:r>
     </w:p>
     <w:p>
@@ -3073,7 +3080,7 @@
       </w:r>
       <w:r>
         <w:rPr/>
-        <w:t xml:space="preserve"> 25.2.21 (proton pump), 25.1.12 (cation exchange), 25.3.41 (guard cells), 25.3.45 (sucrose loading)</w:t>
+        <w:t xml:space="preserve"> 25.22.21 (proton pump), 25.21.12 (cation exchange), 25.24.41 (guard cells), 25.24.45 (sucrose loading)</w:t>
       </w:r>
     </w:p>
     <w:p>
@@ -3088,7 +3095,7 @@
       </w:r>
       <w:r>
         <w:rPr/>
-        <w:t xml:space="preserve"> 25.1.6 (def.)</w:t>
+        <w:t xml:space="preserve"> 25.21.6 (def.)</w:t>
       </w:r>
     </w:p>
     <w:p>
@@ -3103,7 +3110,7 @@
       </w:r>
       <w:r>
         <w:rPr/>
-        <w:t xml:space="preserve"> 25.1.11 (humus prevents), 25.1.16 (subsoil)</w:t>
+        <w:t xml:space="preserve"> 25.21.11 (humus prevents), 25.22.16 (subsoil)</w:t>
       </w:r>
     </w:p>
     <w:p>
@@ -3118,7 +3125,7 @@
       </w:r>
       <w:r>
         <w:rPr/>
-        <w:t xml:space="preserve"> 25.1.9 (soil formation)</w:t>
+        <w:t xml:space="preserve"> 25.21.9 (soil formation)</w:t>
       </w:r>
     </w:p>
     <w:p>
@@ -3148,7 +3155,7 @@
       </w:r>
       <w:r>
         <w:rPr/>
-        <w:t xml:space="preserve"> 25.1.4 (def.)</w:t>
+        <w:t xml:space="preserve"> 25.21.4 (def.)</w:t>
       </w:r>
     </w:p>
     <w:p>
@@ -3163,7 +3170,7 @@
       </w:r>
       <w:r>
         <w:rPr/>
-        <w:t xml:space="preserve"> 25.3.47 (source to sink)</w:t>
+        <w:t xml:space="preserve"> 25.24.47 (source to sink)</w:t>
       </w:r>
     </w:p>
     <w:p>
@@ -3193,7 +3200,7 @@
       </w:r>
       <w:r>
         <w:rPr/>
-        <w:t xml:space="preserve"> 25.1.3 (def.), 25.1.12 (cation exchange), 25.2.20 (active uptake), 25.3.28 (in xylem)</w:t>
+        <w:t xml:space="preserve"> 25.21.3 (def.), 25.21.12 (cation exchange), 25.22.20 (active uptake), 25.23.28 (in xylem)</w:t>
       </w:r>
     </w:p>
     <w:p>
@@ -3223,7 +3230,7 @@
       </w:r>
       <w:r>
         <w:rPr/>
-        <w:t xml:space="preserve"> 25.2.24 (nodules, mycorrhizae)</w:t>
+        <w:t xml:space="preserve"> 25.22.24 (nodules, mycorrhizae)</w:t>
       </w:r>
     </w:p>
     <w:p>
@@ -3238,7 +3245,7 @@
       </w:r>
       <w:r>
         <w:rPr/>
-        <w:t xml:space="preserve"> 25.2.24 (def.)</w:t>
+        <w:t xml:space="preserve"> 25.22.24 (def.)</w:t>
       </w:r>
     </w:p>
     <w:p>
@@ -3253,7 +3260,7 @@
       </w:r>
       <w:r>
         <w:rPr/>
-        <w:t xml:space="preserve"> 25.1.4 (macronutrient), 25.1.8 (deficiency), 25.1.14 (soil bacteria), 25.2.24 (fixation)</w:t>
+        <w:t xml:space="preserve"> 25.21.4 (macronutrient), 25.21.8 (deficiency), 25.22.14 (soil bacteria), 25.22.24 (fixation)</w:t>
       </w:r>
     </w:p>
     <w:p>
@@ -3283,7 +3290,7 @@
       </w:r>
       <w:r>
         <w:rPr/>
-        <w:t xml:space="preserve"> 25.1.8 (leaf symptoms), 25.1.4 (essential nutrients)</w:t>
+        <w:t xml:space="preserve"> 25.21.8 (leaf symptoms), 25.21.4 (essential nutrients)</w:t>
       </w:r>
     </w:p>
     <w:p>
@@ -3298,7 +3305,7 @@
       </w:r>
       <w:r>
         <w:rPr/>
-        <w:t xml:space="preserve"> 25.3.33 (turgor pressure), 25.3.39 (into root xylem), 25.3.46 (pressure-flow)</w:t>
+        <w:t xml:space="preserve"> 25.23.33 (turgor pressure), 25.24.39 (into root xylem), 25.24.46 (pressure-flow)</w:t>
       </w:r>
     </w:p>
     <w:p>
@@ -3313,7 +3320,7 @@
       </w:r>
       <w:r>
         <w:rPr/>
-        <w:t xml:space="preserve"> 25.3.33 (def.)</w:t>
+        <w:t xml:space="preserve"> 25.23.33 (def.)</w:t>
       </w:r>
     </w:p>
     <w:p>
@@ -3328,7 +3335,7 @@
       </w:r>
       <w:r>
         <w:rPr/>
-        <w:t xml:space="preserve"> 25.2.27 (vines on host), 25.2.24 (mineral uptake)</w:t>
+        <w:t xml:space="preserve"> 25.23.27 (vines on host), 25.22.24 (mineral uptake)</w:t>
       </w:r>
     </w:p>
     <w:p>
@@ -3343,7 +3350,7 @@
       </w:r>
       <w:r>
         <w:rPr/>
-        <w:t xml:space="preserve"> 25.2.19 (two routes), 25.2.23 (figure)</w:t>
+        <w:t xml:space="preserve"> 25.22.19 (two routes), 25.22.23 (figure)</w:t>
       </w:r>
     </w:p>
     <w:p>
@@ -3358,7 +3365,7 @@
       </w:r>
       <w:r>
         <w:rPr/>
-        <w:t xml:space="preserve"> 25.3.28 (def.), 25.3.43 (source to sink), 25.3.46 (pressure-flow)</w:t>
+        <w:t xml:space="preserve"> 25.23.28 (def.), 25.24.43 (source to sink), 25.24.46 (pressure-flow)</w:t>
       </w:r>
     </w:p>
     <w:p>
@@ -3373,7 +3380,7 @@
       </w:r>
       <w:r>
         <w:rPr/>
-        <w:t xml:space="preserve"> 25.2.19 (root pathway), 25.3.28 (sieve plates)</w:t>
+        <w:t xml:space="preserve"> 25.22.19 (root pathway), 25.23.28 (sieve plates)</w:t>
       </w:r>
     </w:p>
     <w:p>
@@ -3388,7 +3395,7 @@
       </w:r>
       <w:r>
         <w:rPr/>
-        <w:t xml:space="preserve"> 25.2.21 (proton pump), 25.1.13 (cation exchange), 25.3.41 (guard cells)</w:t>
+        <w:t xml:space="preserve"> 25.22.21 (proton pump), 25.21.13 (cation exchange), 25.24.41 (guard cells)</w:t>
       </w:r>
     </w:p>
     <w:p>
@@ -3403,7 +3410,7 @@
       </w:r>
       <w:r>
         <w:rPr/>
-        <w:t xml:space="preserve"> 25.3.33 (def.)</w:t>
+        <w:t xml:space="preserve"> 25.23.33 (def.)</w:t>
       </w:r>
     </w:p>
     <w:p>
@@ -3418,7 +3425,7 @@
       </w:r>
       <w:r>
         <w:rPr/>
-        <w:t xml:space="preserve"> 25.3.46 (def.)</w:t>
+        <w:t xml:space="preserve"> 25.24.46 (def.)</w:t>
       </w:r>
     </w:p>
     <w:p>
@@ -3433,7 +3440,7 @@
       </w:r>
       <w:r>
         <w:rPr/>
-        <w:t xml:space="preserve"> 25.2.21 (def.), 25.3.45 (sucrose loading)</w:t>
+        <w:t xml:space="preserve"> 25.22.21 (def.), 25.24.45 (sucrose loading)</w:t>
       </w:r>
     </w:p>
     <w:p>
@@ -3448,7 +3455,7 @@
       </w:r>
       <w:r>
         <w:rPr/>
-        <w:t xml:space="preserve"> 25.3.43 (phloem carries nutrients)</w:t>
+        <w:t xml:space="preserve"> 25.24.43 (phloem carries nutrients)</w:t>
       </w:r>
     </w:p>
     <w:p>
@@ -3478,7 +3485,7 @@
       </w:r>
       <w:r>
         <w:rPr/>
-        <w:t xml:space="preserve"> 25.2.24 (def.)</w:t>
+        <w:t xml:space="preserve"> 25.22.24 (def.)</w:t>
       </w:r>
     </w:p>
     <w:p>
@@ -3493,7 +3500,7 @@
       </w:r>
       <w:r>
         <w:rPr/>
-        <w:t xml:space="preserve"> 25.3.35 (def.)</w:t>
+        <w:t xml:space="preserve"> 25.23.35 (def.)</w:t>
       </w:r>
     </w:p>
     <w:p>
@@ -3508,7 +3515,7 @@
       </w:r>
       <w:r>
         <w:rPr/>
-        <w:t xml:space="preserve"> 25.1.10 (def.)</w:t>
+        <w:t xml:space="preserve"> 25.21.10 (def.)</w:t>
       </w:r>
     </w:p>
     <w:p>
@@ -3523,7 +3530,7 @@
       </w:r>
       <w:r>
         <w:rPr/>
-        <w:t xml:space="preserve"> 25.3.28 (def.), 25.3.46 (pressure-flow)</w:t>
+        <w:t xml:space="preserve"> 25.23.28 (def.), 25.24.46 (pressure-flow)</w:t>
       </w:r>
     </w:p>
     <w:p>
@@ -3568,7 +3575,7 @@
       </w:r>
       <w:r>
         <w:rPr/>
-        <w:t xml:space="preserve"> 25.1.9 (def.), 25.1.12 (cation exchange), 25.1.15 (profile), 25.3.32 (water potential)</w:t>
+        <w:t xml:space="preserve"> 25.21.9 (def.), 25.21.12 (cation exchange), 25.22.15 (profile), 25.23.32 (water potential)</w:t>
       </w:r>
     </w:p>
     <w:p>
@@ -3583,7 +3590,7 @@
       </w:r>
       <w:r>
         <w:rPr/>
-        <w:t xml:space="preserve"> 25.1.15 (def.)</w:t>
+        <w:t xml:space="preserve"> 25.22.15 (def.)</w:t>
       </w:r>
     </w:p>
     <w:p>
@@ -3598,7 +3605,7 @@
       </w:r>
       <w:r>
         <w:rPr/>
-        <w:t xml:space="preserve"> 25.3.43 (def.), 25.3.46 (pressure-flow)</w:t>
+        <w:t xml:space="preserve"> 25.24.43 (def.), 25.24.46 (pressure-flow)</w:t>
       </w:r>
     </w:p>
     <w:p>
@@ -3613,7 +3620,7 @@
       </w:r>
       <w:r>
         <w:rPr/>
-        <w:t xml:space="preserve"> 25.3.41 (opening, closing), 25.3.32 (gas exchange), 25.3.38 (transpiration)</w:t>
+        <w:t xml:space="preserve"> 25.24.41 (opening, closing), 25.23.32 (gas exchange), 25.24.38 (transpiration)</w:t>
       </w:r>
     </w:p>
     <w:p>
@@ -3628,7 +3635,7 @@
       </w:r>
       <w:r>
         <w:rPr/>
-        <w:t xml:space="preserve"> 25.1.14 (large plants dominate)</w:t>
+        <w:t xml:space="preserve"> 25.22.14 (large plants dominate)</w:t>
       </w:r>
     </w:p>
     <w:p>
@@ -3643,7 +3650,7 @@
       </w:r>
       <w:r>
         <w:rPr/>
-        <w:t xml:space="preserve"> 25.3.45 (H+ co-transport)</w:t>
+        <w:t xml:space="preserve"> 25.24.45 (H+ co-transport)</w:t>
       </w:r>
     </w:p>
     <w:p>
@@ -3673,7 +3680,7 @@
       </w:r>
       <w:r>
         <w:rPr/>
-        <w:t xml:space="preserve"> 25.3.39 (def.)</w:t>
+        <w:t xml:space="preserve"> 25.24.39 (def.)</w:t>
       </w:r>
     </w:p>
     <w:p>
@@ -3688,7 +3695,7 @@
       </w:r>
       <w:r>
         <w:rPr/>
-        <w:t xml:space="preserve"> 25.1.8 (deficiency symptoms)</w:t>
+        <w:t xml:space="preserve"> 25.21.8 (deficiency symptoms)</w:t>
       </w:r>
     </w:p>
     <w:p>
@@ -3703,7 +3710,7 @@
       </w:r>
       <w:r>
         <w:rPr/>
-        <w:t xml:space="preserve"> 25.3.28 (def.), 25.3.35 (pits, perforation plates)</w:t>
+        <w:t xml:space="preserve"> 25.23.28 (def.), 25.23.35 (pits, perforation plates)</w:t>
       </w:r>
     </w:p>
     <w:p>
@@ -3718,7 +3725,7 @@
       </w:r>
       <w:r>
         <w:rPr/>
-        <w:t xml:space="preserve"> 25.3.39 (def.)</w:t>
+        <w:t xml:space="preserve"> 25.24.39 (def.)</w:t>
       </w:r>
     </w:p>
     <w:p>
@@ -3748,7 +3755,7 @@
       </w:r>
       <w:r>
         <w:rPr/>
-        <w:t xml:space="preserve"> 25.3.33 (def.), 25.3.41 (guard cells)</w:t>
+        <w:t xml:space="preserve"> 25.23.33 (def.), 25.24.41 (guard cells)</w:t>
       </w:r>
     </w:p>
     <w:p>
@@ -3778,7 +3785,7 @@
       </w:r>
       <w:r>
         <w:rPr/>
-        <w:t xml:space="preserve"> 25.3.31 (def.), 25.2.19 (root uptake), 25.3.28 (xylem), 25.3.34 (wilting)</w:t>
+        <w:t xml:space="preserve"> 25.23.31 (def.), 25.22.19 (root uptake), 25.23.28 (xylem), 25.23.34 (wilting)</w:t>
       </w:r>
     </w:p>
     <w:p>
@@ -3793,7 +3800,7 @@
       </w:r>
       <w:r>
         <w:rPr/>
-        <w:t xml:space="preserve"> 25.1.9 (def.), 25.1.15 (parent material)</w:t>
+        <w:t xml:space="preserve"> 25.21.9 (def.), 25.22.15 (parent material)</w:t>
       </w:r>
     </w:p>
     <w:p>
@@ -3823,14 +3830,16 @@
       </w:r>
       <w:r>
         <w:rPr/>
-        <w:t xml:space="preserve"> 25.3.28 (def.), 25.2.21 (minerals enter), 25.3.35 (root pressure), 25.3.38 (cohesion-tension)</w:t>
+        <w:t xml:space="preserve"> 25.23.28 (def.), 25.22.21 (minerals enter), 25.23.35 (root pressure), 25.24.38 (cohesion-tension)</w:t>
       </w:r>
     </w:p>
     <w:sectPr>
       <w:type w:val="continuous"/>
       <w:pgSz w:w="12240" w:h="15840"/>
       <w:pgMar w:top="792" w:right="576" w:bottom="720" w:left="576" w:header="432" w:footer="360" w:gutter="0"/>
+      <w:pgNumType w:start="13"/>
       <w:cols w:space="288" w:num="2" w:sep="1"/>
+      <w:titlePg/>
       <w:docGrid w:linePitch="360"/>
     </w:sectPr>
   </w:body>
@@ -3854,7 +3863,33 @@
       <w:fldChar w:fldCharType="separate"/>
     </w:r>
     <w:r>
-      <w:t>1</w:t>
+      <w:t>13</w:t>
+    </w:r>
+    <w:r>
+      <w:fldChar w:fldCharType="end"/>
+    </w:r>
+  </w:p>
+</w:ftr>
+</file>
+
+<file path=word/footer2.xml><?xml version="1.0" encoding="utf-8"?>
+<w:ftr xmlns:m="http://schemas.openxmlformats.org/officeDocument/2006/math" xmlns:mc="http://schemas.openxmlformats.org/markup-compatibility/2006" xmlns:mo="http://schemas.microsoft.com/office/mac/office/2008/main" xmlns:mv="urn:schemas-microsoft-com:mac:vml" xmlns:o="urn:schemas-microsoft-com:office:office" xmlns:r="http://schemas.openxmlformats.org/officeDocument/2006/relationships" xmlns:v="urn:schemas-microsoft-com:vml" xmlns:w10="urn:schemas-microsoft-com:office:word" xmlns:w14="http://schemas.microsoft.com/office/word/2010/wordml" xmlns:w="http://schemas.openxmlformats.org/wordprocessingml/2006/main" xmlns:wne="http://schemas.microsoft.com/office/word/2006/wordml" xmlns:wp14="http://schemas.microsoft.com/office/word/2010/wordprocessingDrawing" xmlns:wp="http://schemas.openxmlformats.org/drawingml/2006/wordprocessingDrawing" xmlns:wpc="http://schemas.microsoft.com/office/word/2010/wordprocessingCanvas" xmlns:wpg="http://schemas.microsoft.com/office/word/2010/wordprocessingGroup" xmlns:wpi="http://schemas.microsoft.com/office/word/2010/wordprocessingInk" xmlns:wps="http://schemas.microsoft.com/office/word/2010/wordprocessingShape" mc:Ignorable="w14 wp14">
+  <w:p>
+    <w:pPr>
+      <w:pStyle w:val="Footer"/>
+      <w:jc w:val="center"/>
+    </w:pPr>
+    <w:r>
+      <w:fldChar w:fldCharType="begin"/>
+    </w:r>
+    <w:r>
+      <w:instrText xml:space="preserve"> PAGE </w:instrText>
+    </w:r>
+    <w:r>
+      <w:fldChar w:fldCharType="separate"/>
+    </w:r>
+    <w:r>
+      <w:t>13</w:t>
     </w:r>
     <w:r>
       <w:fldChar w:fldCharType="end"/>
@@ -3950,6 +3985,16 @@
       </w:rPr>
       <w:fldChar w:fldCharType="end"/>
     </w:r>
+  </w:p>
+</w:hdr>
+</file>
+
+<file path=word/header2.xml><?xml version="1.0" encoding="utf-8"?>
+<w:hdr xmlns:m="http://schemas.openxmlformats.org/officeDocument/2006/math" xmlns:mc="http://schemas.openxmlformats.org/markup-compatibility/2006" xmlns:mo="http://schemas.microsoft.com/office/mac/office/2008/main" xmlns:mv="urn:schemas-microsoft-com:mac:vml" xmlns:o="urn:schemas-microsoft-com:office:office" xmlns:r="http://schemas.openxmlformats.org/officeDocument/2006/relationships" xmlns:v="urn:schemas-microsoft-com:vml" xmlns:w10="urn:schemas-microsoft-com:office:word" xmlns:w14="http://schemas.microsoft.com/office/word/2010/wordml" xmlns:w="http://schemas.openxmlformats.org/wordprocessingml/2006/main" xmlns:wne="http://schemas.microsoft.com/office/word/2006/wordml" xmlns:wp14="http://schemas.microsoft.com/office/word/2010/wordprocessingDrawing" xmlns:wp="http://schemas.openxmlformats.org/drawingml/2006/wordprocessingDrawing" xmlns:wpc="http://schemas.microsoft.com/office/word/2010/wordprocessingCanvas" xmlns:wpg="http://schemas.microsoft.com/office/word/2010/wordprocessingGroup" xmlns:wpi="http://schemas.microsoft.com/office/word/2010/wordprocessingInk" xmlns:wps="http://schemas.microsoft.com/office/word/2010/wordprocessingShape" mc:Ignorable="w14 wp14">
+  <w:p>
+    <w:pPr>
+      <w:pStyle w:val="Header"/>
+    </w:pPr>
   </w:p>
 </w:hdr>
 </file>
@@ -4137,7 +4182,7 @@
         <w:ind w:left="172" w:hanging="172"/>
       </w:pPr>
       <w:rPr>
-        <w:rFonts w:ascii="Arial Narrow" w:hAnsi="Arial Narrow" w:cs="Arial Narrow"/>
+        <w:rFonts w:ascii="Handwriting Final" w:hAnsi="Handwriting Final" w:cs="Handwriting Final"/>
       </w:rPr>
     </w:lvl>
     <w:lvl w:ilvl="1">
@@ -4149,7 +4194,7 @@
         <w:ind w:left="356" w:hanging="172"/>
       </w:pPr>
       <w:rPr>
-        <w:rFonts w:ascii="Arial Narrow" w:hAnsi="Arial Narrow" w:cs="Arial Narrow"/>
+        <w:rFonts w:ascii="Handwriting Final" w:hAnsi="Handwriting Final" w:cs="Handwriting Final"/>
       </w:rPr>
     </w:lvl>
     <w:lvl w:ilvl="2">
@@ -4161,7 +4206,7 @@
         <w:ind w:left="540" w:hanging="172"/>
       </w:pPr>
       <w:rPr>
-        <w:rFonts w:ascii="Arial Narrow" w:hAnsi="Arial Narrow" w:cs="Arial Narrow"/>
+        <w:rFonts w:ascii="Handwriting Final" w:hAnsi="Handwriting Final" w:cs="Handwriting Final"/>
       </w:rPr>
     </w:lvl>
     <w:lvl w:ilvl="3">
@@ -4173,7 +4218,7 @@
         <w:ind w:left="724" w:hanging="172"/>
       </w:pPr>
       <w:rPr>
-        <w:rFonts w:ascii="Arial Narrow" w:hAnsi="Arial Narrow" w:cs="Arial Narrow"/>
+        <w:rFonts w:ascii="Handwriting Final" w:hAnsi="Handwriting Final" w:cs="Handwriting Final"/>
       </w:rPr>
     </w:lvl>
     <w:lvl w:ilvl="4">
@@ -4185,7 +4230,7 @@
         <w:ind w:left="908" w:hanging="172"/>
       </w:pPr>
       <w:rPr>
-        <w:rFonts w:ascii="Arial Narrow" w:hAnsi="Arial Narrow" w:cs="Arial Narrow"/>
+        <w:rFonts w:ascii="Handwriting Final" w:hAnsi="Handwriting Final" w:cs="Handwriting Final"/>
       </w:rPr>
     </w:lvl>
     <w:lvl w:ilvl="5">
@@ -4197,7 +4242,7 @@
         <w:ind w:left="1092" w:hanging="172"/>
       </w:pPr>
       <w:rPr>
-        <w:rFonts w:ascii="Arial Narrow" w:hAnsi="Arial Narrow" w:cs="Arial Narrow"/>
+        <w:rFonts w:ascii="Handwriting Final" w:hAnsi="Handwriting Final" w:cs="Handwriting Final"/>
       </w:rPr>
     </w:lvl>
     <w:lvl w:ilvl="6">
@@ -4209,7 +4254,7 @@
         <w:ind w:left="1276" w:hanging="172"/>
       </w:pPr>
       <w:rPr>
-        <w:rFonts w:ascii="Arial Narrow" w:hAnsi="Arial Narrow" w:cs="Arial Narrow"/>
+        <w:rFonts w:ascii="Handwriting Final" w:hAnsi="Handwriting Final" w:cs="Handwriting Final"/>
       </w:rPr>
     </w:lvl>
     <w:lvl w:ilvl="7">
@@ -4221,7 +4266,7 @@
         <w:ind w:left="1460" w:hanging="172"/>
       </w:pPr>
       <w:rPr>
-        <w:rFonts w:ascii="Arial Narrow" w:hAnsi="Arial Narrow" w:cs="Arial Narrow"/>
+        <w:rFonts w:ascii="Handwriting Final" w:hAnsi="Handwriting Final" w:cs="Handwriting Final"/>
       </w:rPr>
     </w:lvl>
     <w:lvl w:ilvl="8">
@@ -4233,7 +4278,7 @@
         <w:ind w:left="1644" w:hanging="172"/>
       </w:pPr>
       <w:rPr>
-        <w:rFonts w:ascii="Arial Narrow" w:hAnsi="Arial Narrow" w:cs="Arial Narrow"/>
+        <w:rFonts w:ascii="Handwriting Final" w:hAnsi="Handwriting Final" w:cs="Handwriting Final"/>
       </w:rPr>
     </w:lvl>
   </w:abstractNum>
@@ -4434,7 +4479,7 @@
       <w:spacing w:after="0" w:before="0" w:line="240" w:lineRule="auto"/>
     </w:pPr>
     <w:rPr>
-      <w:rFonts w:ascii="Arial Narrow" w:hAnsi="Arial Narrow" w:eastAsia="Arial Narrow"/>
+      <w:rFonts w:ascii="Handwriting Final" w:hAnsi="Handwriting Final" w:eastAsia="Handwriting Final"/>
       <w:sz w:val="23"/>
     </w:rPr>
   </w:style>
